--- a/41IA Intelektualnyj analiz danyh/4/IA_KNT-122_Onyshchenko_19_PR4.docx
+++ b/41IA Intelektualnyj analiz danyh/4/IA_KNT-122_Onyshchenko_19_PR4.docx
@@ -149,15 +149,7 @@
       </w:pPr>
       <w:r>
         <w:rPr/>
-        <w:t>Тема «</w:t>
-      </w:r>
-      <w:r>
-        <w:rPr/>
-        <w:t>Прогнозування, задача регресії</w:t>
-      </w:r>
-      <w:r>
-        <w:rPr/>
-        <w:t>»</w:t>
+        <w:t>Тема «Прогнозування, задача регресії»</w:t>
       </w:r>
     </w:p>
     <w:p>
@@ -436,11 +428,7 @@
       </w:pPr>
       <w:r>
         <w:rPr/>
-        <w:t xml:space="preserve">Метою роботи є </w:t>
-      </w:r>
-      <w:r>
-        <w:rPr/>
-        <w:t>о</w:t>
+        <w:t>Метою роботи є о</w:t>
       </w:r>
       <w:r>
         <w:rPr>
@@ -589,6 +577,196 @@
       <w:r>
         <w:rPr/>
         <w:t xml:space="preserve">Обрати  в  додатку  B  вибірку  для  регресійного  аналізу. Конвертувати та, якщо необхідно, виконати попередню обробку даних. </w:t>
+      </w:r>
+    </w:p>
+    <w:p>
+      <w:pPr>
+        <w:pStyle w:val="p11"/>
+        <w:widowControl/>
+        <w:numPr>
+          <w:ilvl w:val="0"/>
+          <w:numId w:val="1"/>
+        </w:numPr>
+        <w:spacing w:before="0" w:after="0"/>
+        <w:ind w:hanging="0" w:left="850" w:right="0"/>
+        <w:rPr>
+          <w:b w:val="false"/>
+          <w:i w:val="false"/>
+          <w:i w:val="false"/>
+          <w:caps w:val="false"/>
+          <w:smallCaps w:val="false"/>
+          <w:spacing w:val="0"/>
+        </w:rPr>
+      </w:pPr>
+      <w:r>
+        <w:rPr>
+          <w:b w:val="false"/>
+          <w:i w:val="false"/>
+          <w:caps w:val="false"/>
+          <w:smallCaps w:val="false"/>
+          <w:spacing w:val="0"/>
+        </w:rPr>
+        <w:t>Вирішити задачу регресії за допомогою програми WEKA:</w:t>
+      </w:r>
+    </w:p>
+    <w:p>
+      <w:pPr>
+        <w:pStyle w:val="p11"/>
+        <w:widowControl/>
+        <w:numPr>
+          <w:ilvl w:val="0"/>
+          <w:numId w:val="0"/>
+        </w:numPr>
+        <w:spacing w:before="0" w:after="0"/>
+        <w:ind w:hanging="0" w:left="850" w:right="0"/>
+        <w:rPr>
+          <w:b w:val="false"/>
+          <w:i w:val="false"/>
+          <w:i w:val="false"/>
+          <w:caps w:val="false"/>
+          <w:smallCaps w:val="false"/>
+          <w:spacing w:val="0"/>
+        </w:rPr>
+      </w:pPr>
+      <w:r>
+        <w:rPr>
+          <w:b w:val="false"/>
+          <w:i w:val="false"/>
+          <w:caps w:val="false"/>
+          <w:smallCaps w:val="false"/>
+          <w:spacing w:val="0"/>
+        </w:rPr>
+        <w:t>- завантажити вибірку (ARFF файл);</w:t>
+      </w:r>
+    </w:p>
+    <w:p>
+      <w:pPr>
+        <w:pStyle w:val="p11"/>
+        <w:widowControl/>
+        <w:numPr>
+          <w:ilvl w:val="0"/>
+          <w:numId w:val="0"/>
+        </w:numPr>
+        <w:spacing w:before="0" w:after="0"/>
+        <w:ind w:hanging="0" w:left="850" w:right="0"/>
+        <w:rPr>
+          <w:b w:val="false"/>
+          <w:i w:val="false"/>
+          <w:i w:val="false"/>
+          <w:caps w:val="false"/>
+          <w:smallCaps w:val="false"/>
+          <w:spacing w:val="0"/>
+        </w:rPr>
+      </w:pPr>
+      <w:r>
+        <w:rPr>
+          <w:b w:val="false"/>
+          <w:i w:val="false"/>
+          <w:caps w:val="false"/>
+          <w:smallCaps w:val="false"/>
+          <w:spacing w:val="0"/>
+        </w:rPr>
+        <w:t>- побудувати та оцінити моделі регресії за допомогою всіх розглянутих в лабораторній роботі алгоритмів в WEKA;</w:t>
+      </w:r>
+    </w:p>
+    <w:p>
+      <w:pPr>
+        <w:pStyle w:val="p11"/>
+        <w:widowControl/>
+        <w:numPr>
+          <w:ilvl w:val="0"/>
+          <w:numId w:val="0"/>
+        </w:numPr>
+        <w:spacing w:before="0" w:after="0"/>
+        <w:ind w:hanging="0" w:left="850" w:right="0"/>
+        <w:rPr>
+          <w:b w:val="false"/>
+          <w:i w:val="false"/>
+          <w:i w:val="false"/>
+          <w:caps w:val="false"/>
+          <w:smallCaps w:val="false"/>
+          <w:spacing w:val="0"/>
+        </w:rPr>
+      </w:pPr>
+      <w:r>
+        <w:rPr>
+          <w:b w:val="false"/>
+          <w:i w:val="false"/>
+          <w:caps w:val="false"/>
+          <w:smallCaps w:val="false"/>
+          <w:spacing w:val="0"/>
+        </w:rPr>
+        <w:t>- для метода M5P (model trees and regression trees) змінюючи параметри build regression tree, unpruned, useUnsmoothed досягти найліпшої якості прогнозування;</w:t>
+      </w:r>
+    </w:p>
+    <w:p>
+      <w:pPr>
+        <w:pStyle w:val="p11"/>
+        <w:widowControl/>
+        <w:numPr>
+          <w:ilvl w:val="0"/>
+          <w:numId w:val="0"/>
+        </w:numPr>
+        <w:spacing w:before="0" w:after="0"/>
+        <w:ind w:hanging="0" w:left="850" w:right="0"/>
+        <w:rPr>
+          <w:b w:val="false"/>
+          <w:i w:val="false"/>
+          <w:i w:val="false"/>
+          <w:caps w:val="false"/>
+          <w:smallCaps w:val="false"/>
+          <w:spacing w:val="0"/>
+        </w:rPr>
+      </w:pPr>
+      <w:r>
+        <w:rPr>
+          <w:b w:val="false"/>
+          <w:i w:val="false"/>
+          <w:caps w:val="false"/>
+          <w:smallCaps w:val="false"/>
+          <w:spacing w:val="0"/>
+        </w:rPr>
+        <w:t>- навести одну з отриманих регресійних моделей (рівняння регресії) та визначити які з атрибутів є найбільш значущими (на основі отриманих коефіцієнтів рівняння регресії) для прогнозування значень;</w:t>
+      </w:r>
+    </w:p>
+    <w:p>
+      <w:pPr>
+        <w:pStyle w:val="p11"/>
+        <w:widowControl/>
+        <w:numPr>
+          <w:ilvl w:val="0"/>
+          <w:numId w:val="0"/>
+        </w:numPr>
+        <w:spacing w:before="0" w:after="0"/>
+        <w:ind w:hanging="0" w:left="850" w:right="0"/>
+        <w:rPr>
+          <w:b w:val="false"/>
+          <w:i w:val="false"/>
+          <w:i w:val="false"/>
+          <w:caps w:val="false"/>
+          <w:smallCaps w:val="false"/>
+          <w:spacing w:val="0"/>
+        </w:rPr>
+      </w:pPr>
+      <w:r>
+        <w:rPr>
+          <w:b w:val="false"/>
+          <w:i w:val="false"/>
+          <w:caps w:val="false"/>
+          <w:smallCaps w:val="false"/>
+          <w:spacing w:val="0"/>
+        </w:rPr>
+        <w:t>- порівняти отримані моделі регресії за допомогою модуля Experimenter.</w:t>
+      </w:r>
+      <w:r>
+        <w:rPr>
+          <w:b w:val="false"/>
+          <w:i w:val="false"/>
+          <w:caps w:val="false"/>
+          <w:smallCaps w:val="false"/>
+          <w:spacing w:val="0"/>
+        </w:rPr>
+        <w:t xml:space="preserve"> </w:t>
       </w:r>
     </w:p>
     <w:p>
@@ -797,26 +975,14 @@
     <w:p>
       <w:pPr>
         <w:pStyle w:val="p11"/>
-        <w:rPr/>
-      </w:pPr>
-      <w:r>
-        <w:rPr/>
-      </w:r>
-    </w:p>
-    <w:p>
-      <w:pPr>
-        <w:pStyle w:val="p11"/>
-        <w:rPr/>
-      </w:pPr>
-      <w:r>
-        <w:rPr/>
-        <w:t xml:space="preserve">Вибірку обрано за номером варіанту — </w:t>
-      </w:r>
-      <w:r>
         <w:rPr>
           <w:lang w:val="en-US"/>
         </w:rPr>
-        <w:t>cpu.arff.</w:t>
+      </w:pPr>
+      <w:r>
+        <w:rPr>
+          <w:lang w:val="en-US"/>
+        </w:rPr>
       </w:r>
     </w:p>
     <w:p>
@@ -830,13 +996,13 @@
         <w:rPr>
           <w:lang w:val="uk-UA"/>
         </w:rPr>
-        <w:t>Завантажено та перероблено на файл типу .</w:t>
+        <w:t xml:space="preserve">Вибірку було згенеровано шляхом </w:t>
       </w:r>
       <w:r>
         <w:rPr>
           <w:lang w:val="en-US"/>
         </w:rPr>
-        <w:t>csv.</w:t>
+        <w:t>Preprocess &gt; Generate &gt; Expression.</w:t>
       </w:r>
     </w:p>
     <w:p>
@@ -854,6 +1020,29 @@
     </w:p>
     <w:p>
       <w:pPr>
+        <w:pStyle w:val="H2"/>
+        <w:rPr/>
+      </w:pPr>
+      <w:r>
+        <w:rPr/>
+        <w:t>Моделі</w:t>
+      </w:r>
+    </w:p>
+    <w:p>
+      <w:pPr>
+        <w:pStyle w:val="p11"/>
+        <w:rPr>
+          <w:lang w:val="en-US"/>
+        </w:rPr>
+      </w:pPr>
+      <w:r>
+        <w:rPr>
+          <w:lang w:val="en-US"/>
+        </w:rPr>
+      </w:r>
+    </w:p>
+    <w:p>
+      <w:pPr>
         <w:pStyle w:val="p11"/>
         <w:rPr>
           <w:lang w:val="uk-UA"/>
@@ -863,681 +1052,12 @@
         <w:rPr>
           <w:lang w:val="uk-UA"/>
         </w:rPr>
-        <w:t>Код імпортуванні модулів та завантаження вибірки:</w:t>
-      </w:r>
-    </w:p>
-    <w:p>
-      <w:pPr>
-        <w:pStyle w:val="P1"/>
-        <w:rPr/>
-      </w:pPr>
-      <w:r>
-        <w:rPr/>
-      </w:r>
-    </w:p>
-    <w:p>
-      <w:pPr>
-        <w:pStyle w:val="Code"/>
-        <w:rPr>
-          <w:color w:val="auto"/>
-        </w:rPr>
-      </w:pPr>
-      <w:r>
-        <w:rPr>
-          <w:color w:val="auto"/>
-        </w:rPr>
-        <w:t>import os</w:t>
-      </w:r>
-    </w:p>
-    <w:p>
-      <w:pPr>
-        <w:pStyle w:val="Code"/>
-        <w:rPr>
-          <w:color w:val="auto"/>
-        </w:rPr>
-      </w:pPr>
-      <w:r>
-        <w:rPr>
-          <w:color w:val="auto"/>
-        </w:rPr>
-        <w:t>import numpy as np</w:t>
-      </w:r>
-    </w:p>
-    <w:p>
-      <w:pPr>
-        <w:pStyle w:val="Code"/>
-        <w:rPr>
-          <w:color w:val="auto"/>
-        </w:rPr>
-      </w:pPr>
-      <w:r>
-        <w:rPr>
-          <w:color w:val="auto"/>
-        </w:rPr>
-        <w:t>import pandas as pd</w:t>
-      </w:r>
-    </w:p>
-    <w:p>
-      <w:pPr>
-        <w:pStyle w:val="Code"/>
-        <w:rPr>
-          <w:color w:val="auto"/>
-        </w:rPr>
-      </w:pPr>
-      <w:r>
-        <w:rPr>
-          <w:color w:val="auto"/>
-        </w:rPr>
-        <w:t>from matplotlib import pyplot as plt</w:t>
-      </w:r>
-    </w:p>
-    <w:p>
-      <w:pPr>
-        <w:pStyle w:val="Code"/>
-        <w:rPr>
-          <w:color w:val="auto"/>
-        </w:rPr>
-      </w:pPr>
-      <w:r>
-        <w:rPr>
-          <w:color w:val="auto"/>
-        </w:rPr>
-      </w:r>
-    </w:p>
-    <w:p>
-      <w:pPr>
-        <w:pStyle w:val="Code"/>
-        <w:rPr>
-          <w:color w:val="auto"/>
-        </w:rPr>
-      </w:pPr>
-      <w:r>
-        <w:rPr>
-          <w:color w:val="auto"/>
-        </w:rPr>
-        <w:t>from sklearn.linear_model import LinearRegression</w:t>
-      </w:r>
-    </w:p>
-    <w:p>
-      <w:pPr>
-        <w:pStyle w:val="Code"/>
-        <w:rPr>
-          <w:color w:val="auto"/>
-        </w:rPr>
-      </w:pPr>
-      <w:r>
-        <w:rPr>
-          <w:color w:val="auto"/>
-        </w:rPr>
-        <w:t>from sklearn.neighbors import KNeighborsRegressor</w:t>
-      </w:r>
-    </w:p>
-    <w:p>
-      <w:pPr>
-        <w:pStyle w:val="Code"/>
-        <w:rPr>
-          <w:color w:val="auto"/>
-        </w:rPr>
-      </w:pPr>
-      <w:r>
-        <w:rPr>
-          <w:color w:val="auto"/>
-        </w:rPr>
-        <w:t>from sklearn.tree import DecisionTreeRegressor</w:t>
-      </w:r>
-    </w:p>
-    <w:p>
-      <w:pPr>
-        <w:pStyle w:val="Code"/>
-        <w:rPr>
-          <w:color w:val="auto"/>
-        </w:rPr>
-      </w:pPr>
-      <w:r>
-        <w:rPr>
-          <w:color w:val="auto"/>
-        </w:rPr>
-        <w:t>from sklearn.svm import SVR</w:t>
-      </w:r>
-    </w:p>
-    <w:p>
-      <w:pPr>
-        <w:pStyle w:val="Code"/>
-        <w:rPr>
-          <w:color w:val="auto"/>
-        </w:rPr>
-      </w:pPr>
-      <w:r>
-        <w:rPr>
-          <w:color w:val="auto"/>
-        </w:rPr>
-        <w:t>from sklearn.model_selection import train_test_split</w:t>
-      </w:r>
-    </w:p>
-    <w:p>
-      <w:pPr>
-        <w:pStyle w:val="Code"/>
-        <w:rPr>
-          <w:color w:val="auto"/>
-        </w:rPr>
-      </w:pPr>
-      <w:r>
-        <w:rPr>
-          <w:color w:val="auto"/>
-        </w:rPr>
-        <w:t>from sklearn.metrics import mean_absolute_error</w:t>
-      </w:r>
-    </w:p>
-    <w:p>
-      <w:pPr>
-        <w:pStyle w:val="Code"/>
-        <w:rPr>
-          <w:color w:val="auto"/>
-        </w:rPr>
-      </w:pPr>
-      <w:r>
-        <w:rPr>
-          <w:color w:val="auto"/>
-        </w:rPr>
-      </w:r>
-    </w:p>
-    <w:p>
-      <w:pPr>
-        <w:pStyle w:val="Code"/>
-        <w:rPr>
-          <w:color w:val="auto"/>
-        </w:rPr>
-      </w:pPr>
-      <w:r>
-        <w:rPr>
-          <w:color w:val="auto"/>
-        </w:rPr>
-        <w:t>current_dir = os.path.dirname(os.path.abspath(__file__))</w:t>
-      </w:r>
-    </w:p>
-    <w:p>
-      <w:pPr>
-        <w:pStyle w:val="Code"/>
-        <w:rPr>
-          <w:color w:val="auto"/>
-        </w:rPr>
-      </w:pPr>
-      <w:r>
-        <w:rPr>
-          <w:color w:val="auto"/>
-        </w:rPr>
-        <w:t>file_name = "data.csv"</w:t>
-      </w:r>
-    </w:p>
-    <w:p>
-      <w:pPr>
-        <w:pStyle w:val="Code"/>
-        <w:rPr>
-          <w:color w:val="auto"/>
-        </w:rPr>
-      </w:pPr>
-      <w:r>
-        <w:rPr>
-          <w:color w:val="auto"/>
-        </w:rPr>
-        <w:t>file_path = os.path.join(current_dir, file_name)</w:t>
-      </w:r>
-    </w:p>
-    <w:p>
-      <w:pPr>
-        <w:pStyle w:val="Code"/>
-        <w:rPr>
-          <w:color w:val="auto"/>
-        </w:rPr>
-      </w:pPr>
-      <w:r>
-        <w:rPr>
-          <w:color w:val="auto"/>
-        </w:rPr>
-      </w:r>
-    </w:p>
-    <w:p>
-      <w:pPr>
-        <w:pStyle w:val="Code"/>
-        <w:rPr>
-          <w:color w:val="auto"/>
-        </w:rPr>
-      </w:pPr>
-      <w:r>
-        <w:rPr>
-          <w:color w:val="auto"/>
-        </w:rPr>
-        <w:t>df = pd.read_csv(file_path)</w:t>
-      </w:r>
-    </w:p>
-    <w:p>
-      <w:pPr>
-        <w:pStyle w:val="Code"/>
-        <w:rPr>
-          <w:color w:val="auto"/>
-        </w:rPr>
-      </w:pPr>
-      <w:r>
-        <w:rPr>
-          <w:color w:val="auto"/>
-        </w:rPr>
-        <w:t>df = df.fillna(df.mean())</w:t>
-      </w:r>
-    </w:p>
-    <w:p>
-      <w:pPr>
-        <w:pStyle w:val="Code"/>
-        <w:rPr>
-          <w:color w:val="auto"/>
-        </w:rPr>
-      </w:pPr>
-      <w:r>
-        <w:rPr>
-          <w:color w:val="auto"/>
-        </w:rPr>
-        <w:t>Y = df["class"]</w:t>
-      </w:r>
-    </w:p>
-    <w:p>
-      <w:pPr>
-        <w:pStyle w:val="Code"/>
-        <w:rPr>
-          <w:color w:val="auto"/>
-        </w:rPr>
-      </w:pPr>
-      <w:r>
-        <w:rPr>
-          <w:color w:val="auto"/>
-        </w:rPr>
-        <w:t>X = df.drop(["class"], axis=1)</w:t>
-      </w:r>
-    </w:p>
-    <w:p>
-      <w:pPr>
-        <w:pStyle w:val="Code"/>
-        <w:rPr>
-          <w:color w:val="auto"/>
-        </w:rPr>
-      </w:pPr>
-      <w:r>
-        <w:rPr>
-          <w:color w:val="auto"/>
-        </w:rPr>
-        <w:t>X_train, X_test, y_train, y_test = train_test_split(X, Y)</w:t>
-      </w:r>
-    </w:p>
-    <w:p>
-      <w:pPr>
-        <w:pStyle w:val="Code"/>
-        <w:rPr>
-          <w:color w:val="auto"/>
-        </w:rPr>
-      </w:pPr>
-      <w:r>
-        <w:rPr>
-          <w:color w:val="auto"/>
-        </w:rPr>
-      </w:r>
-    </w:p>
-    <w:p>
-      <w:pPr>
-        <w:pStyle w:val="P1"/>
-        <w:rPr/>
-      </w:pPr>
-      <w:r>
-        <w:rPr/>
-      </w:r>
-    </w:p>
-    <w:p>
-      <w:pPr>
-        <w:pStyle w:val="H2"/>
-        <w:rPr/>
-      </w:pPr>
-      <w:r>
-        <w:rPr/>
-        <w:t xml:space="preserve">1. </w:t>
-      </w:r>
-      <w:r>
-        <w:rPr>
-          <w:lang w:val="uk-UA"/>
-        </w:rPr>
-        <w:t>Моделі</w:t>
-      </w:r>
-    </w:p>
-    <w:p>
-      <w:pPr>
-        <w:pStyle w:val="H3"/>
-        <w:rPr/>
-      </w:pPr>
-      <w:r>
-        <w:rPr/>
-        <w:t>Код</w:t>
-      </w:r>
-    </w:p>
-    <w:p>
-      <w:pPr>
-        <w:pStyle w:val="P1"/>
-        <w:rPr/>
-      </w:pPr>
-      <w:r>
-        <w:rPr/>
-      </w:r>
-    </w:p>
-    <w:p>
-      <w:pPr>
-        <w:pStyle w:val="Code"/>
-        <w:rPr/>
-      </w:pPr>
-      <w:r>
-        <w:rPr/>
-        <w:t>regressors = {</w:t>
-      </w:r>
-    </w:p>
-    <w:p>
-      <w:pPr>
-        <w:pStyle w:val="Code"/>
-        <w:rPr/>
-      </w:pPr>
-      <w:r>
-        <w:rPr/>
-        <w:t xml:space="preserve">    </w:t>
-      </w:r>
-      <w:r>
-        <w:rPr/>
-        <w:t>"Linear Regression": LinearRegression(),</w:t>
-      </w:r>
-    </w:p>
-    <w:p>
-      <w:pPr>
-        <w:pStyle w:val="Code"/>
-        <w:rPr/>
-      </w:pPr>
-      <w:r>
-        <w:rPr/>
-        <w:t xml:space="preserve">    </w:t>
-      </w:r>
-      <w:r>
-        <w:rPr/>
-        <w:t>"K Neighbors Regressor": KNeighborsRegressor(n_neighbors=5),</w:t>
-      </w:r>
-    </w:p>
-    <w:p>
-      <w:pPr>
-        <w:pStyle w:val="Code"/>
-        <w:rPr/>
-      </w:pPr>
-      <w:r>
-        <w:rPr/>
-        <w:t xml:space="preserve">    </w:t>
-      </w:r>
-      <w:r>
-        <w:rPr/>
-        <w:t>"Decision Tree Regressor": DecisionTreeRegressor(max_depth=5),</w:t>
-      </w:r>
-    </w:p>
-    <w:p>
-      <w:pPr>
-        <w:pStyle w:val="Code"/>
-        <w:rPr/>
-      </w:pPr>
-      <w:r>
-        <w:rPr/>
-        <w:t xml:space="preserve">    </w:t>
-      </w:r>
-      <w:r>
-        <w:rPr/>
-        <w:t>"Support Vector Regression": SVR(),</w:t>
-      </w:r>
-    </w:p>
-    <w:p>
-      <w:pPr>
-        <w:pStyle w:val="Code"/>
-        <w:rPr/>
-      </w:pPr>
-      <w:r>
-        <w:rPr/>
-        <w:t>}</w:t>
-      </w:r>
-    </w:p>
-    <w:p>
-      <w:pPr>
-        <w:pStyle w:val="Code"/>
-        <w:rPr/>
-      </w:pPr>
-      <w:r>
-        <w:rPr/>
-        <w:t>results = dict()</w:t>
-      </w:r>
-    </w:p>
-    <w:p>
-      <w:pPr>
-        <w:pStyle w:val="Code"/>
-        <w:rPr/>
-      </w:pPr>
-      <w:r>
-        <w:rPr/>
-      </w:r>
-    </w:p>
-    <w:p>
-      <w:pPr>
-        <w:pStyle w:val="Code"/>
-        <w:rPr/>
-      </w:pPr>
-      <w:r>
-        <w:rPr/>
-        <w:t>for model in regressors:</w:t>
-      </w:r>
-    </w:p>
-    <w:p>
-      <w:pPr>
-        <w:pStyle w:val="Code"/>
-        <w:rPr/>
-      </w:pPr>
-      <w:r>
-        <w:rPr/>
-        <w:t xml:space="preserve">    </w:t>
-      </w:r>
-      <w:r>
-        <w:rPr/>
-        <w:t>regressors[model].fit(X_train, y_train)</w:t>
-      </w:r>
-    </w:p>
-    <w:p>
-      <w:pPr>
-        <w:pStyle w:val="Code"/>
-        <w:rPr/>
-      </w:pPr>
-      <w:r>
-        <w:rPr/>
-        <w:t xml:space="preserve">    </w:t>
-      </w:r>
-      <w:r>
-        <w:rPr/>
-        <w:t>Y_predict = regressors[model].predict(X_test)</w:t>
-      </w:r>
-    </w:p>
-    <w:p>
-      <w:pPr>
-        <w:pStyle w:val="Code"/>
-        <w:rPr/>
-      </w:pPr>
-      <w:r>
-        <w:rPr/>
-        <w:t xml:space="preserve">    </w:t>
-      </w:r>
-      <w:r>
-        <w:rPr/>
-        <w:t>results[model] = mean_absolute_error(y_test, Y_predict)</w:t>
-      </w:r>
-    </w:p>
-    <w:p>
-      <w:pPr>
-        <w:pStyle w:val="Code"/>
-        <w:rPr/>
-      </w:pPr>
-      <w:r>
-        <w:rPr/>
-        <w:t>results_table = pd.Series(results)</w:t>
-      </w:r>
-    </w:p>
-    <w:p>
-      <w:pPr>
-        <w:pStyle w:val="Code"/>
-        <w:rPr/>
-      </w:pPr>
-      <w:r>
-        <w:rPr/>
-      </w:r>
-    </w:p>
-    <w:p>
-      <w:pPr>
-        <w:pStyle w:val="Code"/>
-        <w:rPr/>
-      </w:pPr>
-      <w:r>
-        <w:rPr/>
-        <w:t>print(results_table)</w:t>
-      </w:r>
-    </w:p>
-    <w:p>
-      <w:pPr>
-        <w:pStyle w:val="Code"/>
-        <w:rPr/>
-      </w:pPr>
-      <w:r>
-        <w:rPr/>
-        <w:t>results_table.plot(kind="bar")</w:t>
-      </w:r>
-    </w:p>
-    <w:p>
-      <w:pPr>
-        <w:pStyle w:val="Code"/>
-        <w:rPr/>
-      </w:pPr>
-      <w:r>
-        <w:rPr/>
-        <w:t>plt.tight_layout()</w:t>
-      </w:r>
-    </w:p>
-    <w:p>
-      <w:pPr>
-        <w:pStyle w:val="Code"/>
-        <w:rPr/>
-      </w:pPr>
-      <w:r>
-        <w:rPr/>
-        <w:t>plt.show()</w:t>
-      </w:r>
-    </w:p>
-    <w:p>
-      <w:pPr>
-        <w:pStyle w:val="P1"/>
-        <w:rPr/>
-      </w:pPr>
-      <w:r>
-        <w:rPr/>
-      </w:r>
-    </w:p>
-    <w:p>
-      <w:pPr>
-        <w:pStyle w:val="H3"/>
-        <w:rPr/>
-      </w:pPr>
-      <w:r>
-        <w:rPr/>
-        <w:t>Результати</w:t>
-      </w:r>
-    </w:p>
-    <w:p>
-      <w:pPr>
-        <w:pStyle w:val="P1"/>
-        <w:rPr/>
-      </w:pPr>
-      <w:r>
-        <w:rPr/>
-      </w:r>
-    </w:p>
-    <w:p>
-      <w:pPr>
-        <w:pStyle w:val="P1"/>
-        <w:rPr/>
-      </w:pPr>
-      <w:r>
-        <w:rPr/>
-        <w:t>В консолі:</w:t>
-      </w:r>
-    </w:p>
-    <w:p>
-      <w:pPr>
-        <w:pStyle w:val="P1"/>
-        <w:rPr/>
-      </w:pPr>
-      <w:r>
-        <w:rPr/>
-      </w:r>
-    </w:p>
-    <w:p>
-      <w:pPr>
-        <w:pStyle w:val="Code"/>
-        <w:rPr/>
-      </w:pPr>
-      <w:r>
-        <w:rPr/>
-        <w:t>Linear Regression            45.513673</w:t>
-      </w:r>
-    </w:p>
-    <w:p>
-      <w:pPr>
-        <w:pStyle w:val="Code"/>
-        <w:rPr/>
-      </w:pPr>
-      <w:r>
-        <w:rPr/>
-        <w:t>K Neighbors Regressor        35.716981</w:t>
-      </w:r>
-    </w:p>
-    <w:p>
-      <w:pPr>
-        <w:pStyle w:val="Code"/>
-        <w:rPr/>
-      </w:pPr>
-      <w:r>
-        <w:rPr/>
-        <w:t>Decision Tree Regressor      36.864789</w:t>
-      </w:r>
-    </w:p>
-    <w:p>
-      <w:pPr>
-        <w:pStyle w:val="Code"/>
-        <w:rPr/>
-      </w:pPr>
-      <w:r>
-        <w:rPr/>
-        <w:t>Support Vector Regression    67.900962</w:t>
-      </w:r>
-    </w:p>
-    <w:p>
-      <w:pPr>
-        <w:pStyle w:val="P1"/>
-        <w:rPr/>
-      </w:pPr>
-      <w:r>
-        <w:rPr/>
-      </w:r>
-    </w:p>
-    <w:p>
-      <w:pPr>
-        <w:pStyle w:val="P1"/>
-        <w:rPr/>
-      </w:pPr>
-      <w:r>
-        <w:rPr/>
-        <w:t>На графіку:</w:t>
-      </w:r>
-    </w:p>
-    <w:p>
-      <w:pPr>
-        <w:pStyle w:val="P1"/>
+        <w:t>Побудовані моделі наведено нижче на рисунках:</w:t>
+      </w:r>
+    </w:p>
+    <w:p>
+      <w:pPr>
+        <w:pStyle w:val="IMG1"/>
         <w:rPr/>
       </w:pPr>
       <w:r>
@@ -1553,7 +1073,7 @@
         <w:rPr/>
         <w:drawing>
           <wp:inline distT="0" distB="0" distL="0" distR="0">
-            <wp:extent cx="5731510" cy="4298315"/>
+            <wp:extent cx="5073650" cy="3825240"/>
             <wp:effectExtent l="0" t="0" r="0" b="0"/>
             <wp:docPr id="1" name="Зображення1"/>
             <wp:cNvGraphicFramePr>
@@ -1577,7 +1097,7 @@
                   <pic:spPr bwMode="auto">
                     <a:xfrm>
                       <a:off x="0" y="0"/>
-                      <a:ext cx="5731510" cy="4298315"/>
+                      <a:ext cx="5073650" cy="3825240"/>
                     </a:xfrm>
                     <a:prstGeom prst="rect">
                       <a:avLst/>
@@ -1598,346 +1118,13 @@
       </w:pPr>
       <w:r>
         <w:rPr/>
-        <w:t>Рисунок 1.1 — Результати оцінок регресорів</w:t>
-      </w:r>
-    </w:p>
-    <w:p>
-      <w:pPr>
-        <w:pStyle w:val="P1"/>
-        <w:rPr/>
-      </w:pPr>
-      <w:r>
-        <w:rPr/>
-      </w:r>
-    </w:p>
-    <w:p>
-      <w:pPr>
-        <w:pStyle w:val="H2"/>
-        <w:rPr/>
-      </w:pPr>
-      <w:r>
-        <w:rPr/>
-        <w:t>2. Параметри</w:t>
-      </w:r>
-    </w:p>
-    <w:p>
-      <w:pPr>
-        <w:pStyle w:val="H3"/>
-        <w:rPr/>
-      </w:pPr>
-      <w:r>
-        <w:rPr/>
-        <w:t>Код</w:t>
-      </w:r>
-    </w:p>
-    <w:p>
-      <w:pPr>
-        <w:pStyle w:val="P1"/>
-        <w:rPr/>
-      </w:pPr>
-      <w:r>
-        <w:rPr/>
-      </w:r>
-    </w:p>
-    <w:p>
-      <w:pPr>
-        <w:pStyle w:val="Code"/>
-        <w:rPr/>
-      </w:pPr>
-      <w:r>
-        <w:rPr/>
-        <w:t>tree_results = dict()</w:t>
-      </w:r>
-    </w:p>
-    <w:p>
-      <w:pPr>
-        <w:pStyle w:val="Code"/>
-        <w:rPr/>
-      </w:pPr>
-      <w:r>
-        <w:rPr/>
-        <w:t>for i in range(1, 11):</w:t>
-      </w:r>
-    </w:p>
-    <w:p>
-      <w:pPr>
-        <w:pStyle w:val="Code"/>
-        <w:rPr/>
-      </w:pPr>
-      <w:r>
-        <w:rPr/>
-        <w:t xml:space="preserve">    </w:t>
-      </w:r>
-      <w:r>
-        <w:rPr/>
-        <w:t>model = DecisionTreeRegressor(max_depth=i)</w:t>
-      </w:r>
-    </w:p>
-    <w:p>
-      <w:pPr>
-        <w:pStyle w:val="Code"/>
-        <w:rPr/>
-      </w:pPr>
-      <w:r>
-        <w:rPr/>
-        <w:t xml:space="preserve">    </w:t>
-      </w:r>
-      <w:r>
-        <w:rPr/>
-        <w:t>model.fit(X_train, y_train)</w:t>
-      </w:r>
-    </w:p>
-    <w:p>
-      <w:pPr>
-        <w:pStyle w:val="Code"/>
-        <w:rPr/>
-      </w:pPr>
-      <w:r>
-        <w:rPr/>
-        <w:t xml:space="preserve">    </w:t>
-      </w:r>
-      <w:r>
-        <w:rPr/>
-        <w:t>Y_predict = model.predict(X_test)</w:t>
-      </w:r>
-    </w:p>
-    <w:p>
-      <w:pPr>
-        <w:pStyle w:val="Code"/>
-        <w:rPr/>
-      </w:pPr>
-      <w:r>
-        <w:rPr/>
-        <w:t xml:space="preserve">    </w:t>
-      </w:r>
-      <w:r>
-        <w:rPr/>
-        <w:t>tree_results[i] = mean_absolute_error(y_test, Y_predict)</w:t>
-      </w:r>
-    </w:p>
-    <w:p>
-      <w:pPr>
-        <w:pStyle w:val="Code"/>
-        <w:rPr/>
-      </w:pPr>
-      <w:r>
-        <w:rPr/>
-      </w:r>
-    </w:p>
-    <w:p>
-      <w:pPr>
-        <w:pStyle w:val="Code"/>
-        <w:rPr/>
-      </w:pPr>
-      <w:r>
-        <w:rPr/>
-        <w:t>tree_results_table = pd.Series(tree_results)</w:t>
-      </w:r>
-    </w:p>
-    <w:p>
-      <w:pPr>
-        <w:pStyle w:val="Code"/>
-        <w:rPr/>
-      </w:pPr>
-      <w:r>
-        <w:rPr/>
-        <w:t>print()</w:t>
-      </w:r>
-    </w:p>
-    <w:p>
-      <w:pPr>
-        <w:pStyle w:val="Code"/>
-        <w:rPr/>
-      </w:pPr>
-      <w:r>
-        <w:rPr/>
-        <w:t>print(tree_results_table)</w:t>
-      </w:r>
-    </w:p>
-    <w:p>
-      <w:pPr>
-        <w:pStyle w:val="Code"/>
-        <w:rPr/>
-      </w:pPr>
-      <w:r>
-        <w:rPr/>
-        <w:t>tree_results_table.plot()</w:t>
-      </w:r>
-    </w:p>
-    <w:p>
-      <w:pPr>
-        <w:pStyle w:val="Code"/>
-        <w:rPr/>
-      </w:pPr>
-      <w:r>
-        <w:rPr/>
-        <w:t>plt.show()</w:t>
-      </w:r>
-    </w:p>
-    <w:p>
-      <w:pPr>
-        <w:pStyle w:val="P1"/>
-        <w:rPr/>
-      </w:pPr>
-      <w:r>
-        <w:rPr/>
-      </w:r>
-    </w:p>
-    <w:p>
-      <w:pPr>
-        <w:pStyle w:val="H3"/>
-        <w:rPr/>
-      </w:pPr>
-      <w:r>
-        <w:rPr/>
-        <w:t>Результати</w:t>
-      </w:r>
-    </w:p>
-    <w:p>
-      <w:pPr>
-        <w:pStyle w:val="P1"/>
-        <w:rPr/>
-      </w:pPr>
-      <w:r>
-        <w:rPr/>
-      </w:r>
-    </w:p>
-    <w:p>
-      <w:pPr>
-        <w:pStyle w:val="P1"/>
-        <w:rPr/>
-      </w:pPr>
-      <w:r>
-        <w:rPr/>
-        <w:t>В консолі:</w:t>
-      </w:r>
-    </w:p>
-    <w:p>
-      <w:pPr>
-        <w:pStyle w:val="P1"/>
-        <w:rPr/>
-      </w:pPr>
-      <w:r>
-        <w:rPr/>
-      </w:r>
-    </w:p>
-    <w:p>
-      <w:pPr>
-        <w:pStyle w:val="Code"/>
-        <w:rPr/>
-      </w:pPr>
-      <w:r>
-        <w:rPr/>
-        <w:t>1     65.601118</w:t>
-      </w:r>
-    </w:p>
-    <w:p>
-      <w:pPr>
-        <w:pStyle w:val="Code"/>
-        <w:rPr/>
-      </w:pPr>
-      <w:r>
-        <w:rPr/>
-        <w:t>2     55.807819</w:t>
-      </w:r>
-    </w:p>
-    <w:p>
-      <w:pPr>
-        <w:pStyle w:val="Code"/>
-        <w:rPr/>
-      </w:pPr>
-      <w:r>
-        <w:rPr/>
-        <w:t>3     44.346647</w:t>
-      </w:r>
-    </w:p>
-    <w:p>
-      <w:pPr>
-        <w:pStyle w:val="Code"/>
-        <w:rPr/>
-      </w:pPr>
-      <w:r>
-        <w:rPr/>
-        <w:t>4     40.401694</w:t>
-      </w:r>
-    </w:p>
-    <w:p>
-      <w:pPr>
-        <w:pStyle w:val="Code"/>
-        <w:rPr/>
-      </w:pPr>
-      <w:r>
-        <w:rPr/>
-        <w:t>5     38.485544</w:t>
-      </w:r>
-    </w:p>
-    <w:p>
-      <w:pPr>
-        <w:pStyle w:val="Code"/>
-        <w:rPr/>
-      </w:pPr>
-      <w:r>
-        <w:rPr/>
-        <w:t>6     35.793054</w:t>
-      </w:r>
-    </w:p>
-    <w:p>
-      <w:pPr>
-        <w:pStyle w:val="Code"/>
-        <w:rPr/>
-      </w:pPr>
-      <w:r>
-        <w:rPr/>
-        <w:t>7     35.420885</w:t>
-      </w:r>
-    </w:p>
-    <w:p>
-      <w:pPr>
-        <w:pStyle w:val="Code"/>
-        <w:rPr/>
-      </w:pPr>
-      <w:r>
-        <w:rPr/>
-        <w:t>8     36.613994</w:t>
-      </w:r>
-    </w:p>
-    <w:p>
-      <w:pPr>
-        <w:pStyle w:val="Code"/>
-        <w:rPr/>
-      </w:pPr>
-      <w:r>
-        <w:rPr/>
-        <w:t>9     39.280503</w:t>
-      </w:r>
-    </w:p>
-    <w:p>
-      <w:pPr>
-        <w:pStyle w:val="Code"/>
-        <w:rPr/>
-      </w:pPr>
-      <w:r>
-        <w:rPr/>
-        <w:t>10    36.123690</w:t>
-      </w:r>
-    </w:p>
-    <w:p>
-      <w:pPr>
-        <w:pStyle w:val="P1"/>
-        <w:rPr/>
-      </w:pPr>
-      <w:r>
-        <w:rPr/>
-      </w:r>
-    </w:p>
-    <w:p>
-      <w:pPr>
-        <w:pStyle w:val="P1"/>
-        <w:rPr/>
-      </w:pPr>
-      <w:r>
-        <w:rPr/>
-        <w:t>На графіку:</w:t>
+        <w:t xml:space="preserve">Рисунок 1.1 — Модель </w:t>
+      </w:r>
+      <w:r>
+        <w:rPr>
+          <w:lang w:val="en-US"/>
+        </w:rPr>
+        <w:t>Linear Regression</w:t>
       </w:r>
     </w:p>
     <w:p>
@@ -1958,7 +1145,7 @@
         <w:rPr/>
         <w:drawing>
           <wp:inline distT="0" distB="0" distL="0" distR="0">
-            <wp:extent cx="5731510" cy="4298315"/>
+            <wp:extent cx="5017770" cy="3782695"/>
             <wp:effectExtent l="0" t="0" r="0" b="0"/>
             <wp:docPr id="2" name="Зображення2"/>
             <wp:cNvGraphicFramePr>
@@ -1982,7 +1169,7 @@
                   <pic:spPr bwMode="auto">
                     <a:xfrm>
                       <a:off x="0" y="0"/>
-                      <a:ext cx="5731510" cy="4298315"/>
+                      <a:ext cx="5017770" cy="3782695"/>
                     </a:xfrm>
                     <a:prstGeom prst="rect">
                       <a:avLst/>
@@ -2003,246 +1190,18 @@
       </w:pPr>
       <w:r>
         <w:rPr/>
-        <w:t>Рисунок 2.1 — Результати точності для різних глибин</w:t>
-      </w:r>
-    </w:p>
-    <w:p>
-      <w:pPr>
-        <w:pStyle w:val="P1"/>
-        <w:rPr/>
-      </w:pPr>
-      <w:r>
-        <w:rPr/>
-      </w:r>
-    </w:p>
-    <w:p>
-      <w:pPr>
-        <w:pStyle w:val="H2"/>
-        <w:rPr/>
-      </w:pPr>
-      <w:r>
-        <w:rPr/>
-        <w:t>3. Атрибути</w:t>
-      </w:r>
-    </w:p>
-    <w:p>
-      <w:pPr>
-        <w:pStyle w:val="H3"/>
-        <w:rPr/>
-      </w:pPr>
-      <w:r>
-        <w:rPr/>
-        <w:t>Код</w:t>
-      </w:r>
-    </w:p>
-    <w:p>
-      <w:pPr>
-        <w:pStyle w:val="P1"/>
-        <w:rPr/>
-      </w:pPr>
-      <w:r>
-        <w:rPr/>
-      </w:r>
-    </w:p>
-    <w:p>
-      <w:pPr>
-        <w:pStyle w:val="Code"/>
-        <w:rPr/>
-      </w:pPr>
-      <w:r>
-        <w:rPr/>
-        <w:t>LR = LinearRegression()</w:t>
-      </w:r>
-    </w:p>
-    <w:p>
-      <w:pPr>
-        <w:pStyle w:val="Code"/>
-        <w:rPr/>
-      </w:pPr>
-      <w:r>
-        <w:rPr/>
-        <w:t>LR.fit(X_train, y_train)</w:t>
-      </w:r>
-    </w:p>
-    <w:p>
-      <w:pPr>
-        <w:pStyle w:val="Code"/>
-        <w:rPr/>
-      </w:pPr>
-      <w:r>
-        <w:rPr/>
-        <w:t>coefficients = pd.Series(np.absolute(LR.coef_), index=X.columns)</w:t>
-      </w:r>
-    </w:p>
-    <w:p>
-      <w:pPr>
-        <w:pStyle w:val="Code"/>
-        <w:rPr/>
-      </w:pPr>
-      <w:r>
-        <w:rPr/>
-        <w:t>print()</w:t>
-      </w:r>
-    </w:p>
-    <w:p>
-      <w:pPr>
-        <w:pStyle w:val="Code"/>
-        <w:rPr/>
-      </w:pPr>
-      <w:r>
-        <w:rPr/>
-        <w:t>print(coefficients)</w:t>
-      </w:r>
-    </w:p>
-    <w:p>
-      <w:pPr>
-        <w:pStyle w:val="Code"/>
-        <w:rPr/>
-      </w:pPr>
-      <w:r>
-        <w:rPr/>
-        <w:t>coefficients.plot(kind="barh")</w:t>
-      </w:r>
-    </w:p>
-    <w:p>
-      <w:pPr>
-        <w:pStyle w:val="Code"/>
-        <w:rPr/>
-      </w:pPr>
-      <w:r>
-        <w:rPr/>
-        <w:t>plt.show()</w:t>
-      </w:r>
-    </w:p>
-    <w:p>
-      <w:pPr>
-        <w:pStyle w:val="P1"/>
-        <w:rPr/>
-      </w:pPr>
-      <w:r>
-        <w:rPr/>
-      </w:r>
-    </w:p>
-    <w:p>
-      <w:pPr>
-        <w:pStyle w:val="H3"/>
-        <w:rPr/>
-      </w:pPr>
-      <w:r>
-        <w:rPr/>
-        <w:t>Результати</w:t>
-      </w:r>
-    </w:p>
-    <w:p>
-      <w:pPr>
-        <w:pStyle w:val="P1"/>
-        <w:rPr/>
-      </w:pPr>
-      <w:r>
-        <w:rPr/>
-      </w:r>
-    </w:p>
-    <w:p>
-      <w:pPr>
-        <w:pStyle w:val="P1"/>
-        <w:rPr/>
-      </w:pPr>
-      <w:r>
-        <w:rPr/>
-        <w:t>В консолі:</w:t>
-      </w:r>
-    </w:p>
-    <w:p>
-      <w:pPr>
-        <w:pStyle w:val="P1"/>
-        <w:rPr/>
-      </w:pPr>
-      <w:r>
-        <w:rPr/>
-      </w:r>
-    </w:p>
-    <w:p>
-      <w:pPr>
-        <w:pStyle w:val="Code"/>
-        <w:rPr/>
-      </w:pPr>
-      <w:r>
-        <w:rPr/>
-        <w:t>MYCT     0.049890</w:t>
-      </w:r>
-    </w:p>
-    <w:p>
-      <w:pPr>
-        <w:pStyle w:val="Code"/>
-        <w:rPr/>
-      </w:pPr>
-      <w:r>
-        <w:rPr/>
-        <w:t>MMIN     0.011433</w:t>
-      </w:r>
-    </w:p>
-    <w:p>
-      <w:pPr>
-        <w:pStyle w:val="Code"/>
-        <w:rPr/>
-      </w:pPr>
-      <w:r>
-        <w:rPr/>
-        <w:t>MMAX     0.006609</w:t>
-      </w:r>
-    </w:p>
-    <w:p>
-      <w:pPr>
-        <w:pStyle w:val="Code"/>
-        <w:rPr/>
-      </w:pPr>
-      <w:r>
-        <w:rPr/>
-        <w:t>CACH     0.499584</w:t>
-      </w:r>
-    </w:p>
-    <w:p>
-      <w:pPr>
-        <w:pStyle w:val="Code"/>
-        <w:rPr/>
-      </w:pPr>
-      <w:r>
-        <w:rPr/>
-        <w:t>CHMIN    0.490054</w:t>
-      </w:r>
-    </w:p>
-    <w:p>
-      <w:pPr>
-        <w:pStyle w:val="Code"/>
-        <w:rPr/>
-      </w:pPr>
-      <w:r>
-        <w:rPr/>
-        <w:t>CHMAX    1.735782</w:t>
-      </w:r>
-    </w:p>
-    <w:p>
-      <w:pPr>
-        <w:pStyle w:val="P1"/>
-        <w:rPr/>
-      </w:pPr>
-      <w:r>
-        <w:rPr/>
-      </w:r>
-    </w:p>
-    <w:p>
-      <w:pPr>
-        <w:pStyle w:val="P1"/>
-        <w:rPr/>
-      </w:pPr>
-      <w:r>
-        <w:rPr/>
-        <w:t>На графіку:</w:t>
-      </w:r>
-    </w:p>
-    <w:p>
-      <w:pPr>
-        <w:pStyle w:val="P1"/>
+        <w:t xml:space="preserve">Рисунок 1.2 — Модель </w:t>
+      </w:r>
+      <w:r>
+        <w:rPr>
+          <w:lang w:val="en-US"/>
+        </w:rPr>
+        <w:t>M5P</w:t>
+      </w:r>
+    </w:p>
+    <w:p>
+      <w:pPr>
+        <w:pStyle w:val="IMG1"/>
         <w:rPr/>
       </w:pPr>
       <w:r>
@@ -2258,7 +1217,7 @@
         <w:rPr/>
         <w:drawing>
           <wp:inline distT="0" distB="0" distL="0" distR="0">
-            <wp:extent cx="5731510" cy="4298315"/>
+            <wp:extent cx="4751705" cy="3582035"/>
             <wp:effectExtent l="0" t="0" r="0" b="0"/>
             <wp:docPr id="3" name="Зображення3"/>
             <wp:cNvGraphicFramePr>
@@ -2282,7 +1241,7 @@
                   <pic:spPr bwMode="auto">
                     <a:xfrm>
                       <a:off x="0" y="0"/>
-                      <a:ext cx="5731510" cy="4298315"/>
+                      <a:ext cx="4751705" cy="3582035"/>
                     </a:xfrm>
                     <a:prstGeom prst="rect">
                       <a:avLst/>
@@ -2303,16 +1262,458 @@
       </w:pPr>
       <w:r>
         <w:rPr/>
-        <w:t>Рисунок 3.1 — Коефіцієнти ознак від моделі</w:t>
-      </w:r>
-    </w:p>
-    <w:p>
-      <w:pPr>
-        <w:pStyle w:val="P1"/>
-        <w:rPr/>
-      </w:pPr>
-      <w:r>
-        <w:rPr/>
+        <w:t xml:space="preserve">Рисунок 1.3 — Модель </w:t>
+      </w:r>
+      <w:r>
+        <w:rPr>
+          <w:lang w:val="en-US"/>
+        </w:rPr>
+        <w:t>SMOreg</w:t>
+      </w:r>
+    </w:p>
+    <w:p>
+      <w:pPr>
+        <w:pStyle w:val="IMG1"/>
+        <w:rPr/>
+      </w:pPr>
+      <w:r>
+        <w:rPr/>
+      </w:r>
+    </w:p>
+    <w:p>
+      <w:pPr>
+        <w:pStyle w:val="IMG1"/>
+        <w:rPr/>
+      </w:pPr>
+      <w:r>
+        <w:rPr/>
+        <w:drawing>
+          <wp:inline distT="0" distB="0" distL="0" distR="0">
+            <wp:extent cx="4623435" cy="3485515"/>
+            <wp:effectExtent l="0" t="0" r="0" b="0"/>
+            <wp:docPr id="4" name="Зображення4"/>
+            <wp:cNvGraphicFramePr>
+              <a:graphicFrameLocks xmlns:a="http://schemas.openxmlformats.org/drawingml/2006/main" noChangeAspect="1"/>
+            </wp:cNvGraphicFramePr>
+            <a:graphic xmlns:a="http://schemas.openxmlformats.org/drawingml/2006/main">
+              <a:graphicData uri="http://schemas.openxmlformats.org/drawingml/2006/picture">
+                <pic:pic xmlns:pic="http://schemas.openxmlformats.org/drawingml/2006/picture">
+                  <pic:nvPicPr>
+                    <pic:cNvPr id="4" name="Зображення4"/>
+                    <pic:cNvPicPr>
+                      <a:picLocks noChangeAspect="1" noChangeArrowheads="1"/>
+                    </pic:cNvPicPr>
+                  </pic:nvPicPr>
+                  <pic:blipFill>
+                    <a:blip r:embed="rId5"/>
+                    <a:stretch>
+                      <a:fillRect/>
+                    </a:stretch>
+                  </pic:blipFill>
+                  <pic:spPr bwMode="auto">
+                    <a:xfrm>
+                      <a:off x="0" y="0"/>
+                      <a:ext cx="4623435" cy="3485515"/>
+                    </a:xfrm>
+                    <a:prstGeom prst="rect">
+                      <a:avLst/>
+                    </a:prstGeom>
+                    <a:noFill/>
+                  </pic:spPr>
+                </pic:pic>
+              </a:graphicData>
+            </a:graphic>
+          </wp:inline>
+        </w:drawing>
+      </w:r>
+    </w:p>
+    <w:p>
+      <w:pPr>
+        <w:pStyle w:val="IMG1"/>
+        <w:rPr/>
+      </w:pPr>
+      <w:r>
+        <w:rPr/>
+        <w:t xml:space="preserve">Рисунок 1.4 — Модель </w:t>
+      </w:r>
+      <w:r>
+        <w:rPr>
+          <w:lang w:val="en-US"/>
+        </w:rPr>
+        <w:t>IBk</w:t>
+      </w:r>
+    </w:p>
+    <w:p>
+      <w:pPr>
+        <w:pStyle w:val="IMG1"/>
+        <w:rPr/>
+      </w:pPr>
+      <w:r>
+        <w:rPr/>
+      </w:r>
+    </w:p>
+    <w:p>
+      <w:pPr>
+        <w:pStyle w:val="H2"/>
+        <w:rPr/>
+      </w:pPr>
+      <w:r>
+        <w:rPr/>
+        <w:t xml:space="preserve">Параметри </w:t>
+      </w:r>
+      <w:r>
+        <w:rPr>
+          <w:lang w:val="en-US"/>
+        </w:rPr>
+        <w:t>M5P</w:t>
+      </w:r>
+    </w:p>
+    <w:p>
+      <w:pPr>
+        <w:pStyle w:val="p11"/>
+        <w:rPr>
+          <w:lang w:val="en-US"/>
+        </w:rPr>
+      </w:pPr>
+      <w:r>
+        <w:rPr>
+          <w:lang w:val="en-US"/>
+        </w:rPr>
+      </w:r>
+    </w:p>
+    <w:p>
+      <w:pPr>
+        <w:pStyle w:val="p11"/>
+        <w:rPr>
+          <w:lang w:val="uk-UA"/>
+        </w:rPr>
+      </w:pPr>
+      <w:r>
+        <w:rPr>
+          <w:lang w:val="uk-UA"/>
+        </w:rPr>
+        <w:t xml:space="preserve">Змінені параметри </w:t>
+      </w:r>
+      <w:r>
+        <w:rPr>
+          <w:lang w:val="en-US"/>
+        </w:rPr>
+        <w:t>M5P,</w:t>
+      </w:r>
+      <w:r>
+        <w:rPr>
+          <w:lang w:val="uk-UA"/>
+        </w:rPr>
+        <w:t xml:space="preserve"> значення</w:t>
+      </w:r>
+      <w:r>
+        <w:rPr>
+          <w:lang w:val="en-US"/>
+        </w:rPr>
+        <w:t xml:space="preserve"> buildRegressionTree, unpruned</w:t>
+      </w:r>
+      <w:r>
+        <w:rPr>
+          <w:lang w:val="uk-UA"/>
+        </w:rPr>
+        <w:t xml:space="preserve"> та</w:t>
+      </w:r>
+      <w:r>
+        <w:rPr>
+          <w:lang w:val="en-US"/>
+        </w:rPr>
+        <w:t xml:space="preserve"> useUnsmoothed</w:t>
+      </w:r>
+      <w:r>
+        <w:rPr>
+          <w:lang w:val="uk-UA"/>
+        </w:rPr>
+        <w:t xml:space="preserve"> встановлено у</w:t>
+      </w:r>
+      <w:r>
+        <w:rPr>
+          <w:lang w:val="en-US"/>
+        </w:rPr>
+        <w:t xml:space="preserve"> True. </w:t>
+      </w:r>
+      <w:r>
+        <w:rPr>
+          <w:lang w:val="uk-UA"/>
+        </w:rPr>
+        <w:t>Деталі на рисунках:</w:t>
+      </w:r>
+    </w:p>
+    <w:p>
+      <w:pPr>
+        <w:pStyle w:val="img11"/>
+        <w:rPr/>
+      </w:pPr>
+      <w:r>
+        <w:rPr/>
+      </w:r>
+    </w:p>
+    <w:p>
+      <w:pPr>
+        <w:pStyle w:val="img11"/>
+        <w:rPr/>
+      </w:pPr>
+      <w:r>
+        <w:rPr/>
+        <w:drawing>
+          <wp:inline distT="0" distB="0" distL="0" distR="0">
+            <wp:extent cx="3289300" cy="3766185"/>
+            <wp:effectExtent l="0" t="0" r="0" b="0"/>
+            <wp:docPr id="5" name="Зображення6"/>
+            <wp:cNvGraphicFramePr>
+              <a:graphicFrameLocks xmlns:a="http://schemas.openxmlformats.org/drawingml/2006/main" noChangeAspect="1"/>
+            </wp:cNvGraphicFramePr>
+            <a:graphic xmlns:a="http://schemas.openxmlformats.org/drawingml/2006/main">
+              <a:graphicData uri="http://schemas.openxmlformats.org/drawingml/2006/picture">
+                <pic:pic xmlns:pic="http://schemas.openxmlformats.org/drawingml/2006/picture">
+                  <pic:nvPicPr>
+                    <pic:cNvPr id="5" name="Зображення6"/>
+                    <pic:cNvPicPr>
+                      <a:picLocks noChangeAspect="1" noChangeArrowheads="1"/>
+                    </pic:cNvPicPr>
+                  </pic:nvPicPr>
+                  <pic:blipFill>
+                    <a:blip r:embed="rId6"/>
+                    <a:stretch>
+                      <a:fillRect/>
+                    </a:stretch>
+                  </pic:blipFill>
+                  <pic:spPr bwMode="auto">
+                    <a:xfrm>
+                      <a:off x="0" y="0"/>
+                      <a:ext cx="3289300" cy="3766185"/>
+                    </a:xfrm>
+                    <a:prstGeom prst="rect">
+                      <a:avLst/>
+                    </a:prstGeom>
+                    <a:noFill/>
+                  </pic:spPr>
+                </pic:pic>
+              </a:graphicData>
+            </a:graphic>
+          </wp:inline>
+        </w:drawing>
+      </w:r>
+    </w:p>
+    <w:p>
+      <w:pPr>
+        <w:pStyle w:val="img11"/>
+        <w:rPr/>
+      </w:pPr>
+      <w:r>
+        <w:rPr/>
+        <w:t>Рисунок 2.1 — Параметри моделі</w:t>
+      </w:r>
+    </w:p>
+    <w:p>
+      <w:pPr>
+        <w:pStyle w:val="img11"/>
+        <w:rPr/>
+      </w:pPr>
+      <w:r>
+        <w:rPr/>
+      </w:r>
+    </w:p>
+    <w:p>
+      <w:pPr>
+        <w:pStyle w:val="img11"/>
+        <w:rPr/>
+      </w:pPr>
+      <w:r>
+        <w:rPr/>
+        <w:drawing>
+          <wp:inline distT="0" distB="0" distL="0" distR="0">
+            <wp:extent cx="5731510" cy="4321175"/>
+            <wp:effectExtent l="0" t="0" r="0" b="0"/>
+            <wp:docPr id="6" name="Зображення5"/>
+            <wp:cNvGraphicFramePr>
+              <a:graphicFrameLocks xmlns:a="http://schemas.openxmlformats.org/drawingml/2006/main" noChangeAspect="1"/>
+            </wp:cNvGraphicFramePr>
+            <a:graphic xmlns:a="http://schemas.openxmlformats.org/drawingml/2006/main">
+              <a:graphicData uri="http://schemas.openxmlformats.org/drawingml/2006/picture">
+                <pic:pic xmlns:pic="http://schemas.openxmlformats.org/drawingml/2006/picture">
+                  <pic:nvPicPr>
+                    <pic:cNvPr id="6" name="Зображення5"/>
+                    <pic:cNvPicPr>
+                      <a:picLocks noChangeAspect="1" noChangeArrowheads="1"/>
+                    </pic:cNvPicPr>
+                  </pic:nvPicPr>
+                  <pic:blipFill>
+                    <a:blip r:embed="rId7"/>
+                    <a:stretch>
+                      <a:fillRect/>
+                    </a:stretch>
+                  </pic:blipFill>
+                  <pic:spPr bwMode="auto">
+                    <a:xfrm>
+                      <a:off x="0" y="0"/>
+                      <a:ext cx="5731510" cy="4321175"/>
+                    </a:xfrm>
+                    <a:prstGeom prst="rect">
+                      <a:avLst/>
+                    </a:prstGeom>
+                    <a:noFill/>
+                  </pic:spPr>
+                </pic:pic>
+              </a:graphicData>
+            </a:graphic>
+          </wp:inline>
+        </w:drawing>
+      </w:r>
+    </w:p>
+    <w:p>
+      <w:pPr>
+        <w:pStyle w:val="img11"/>
+        <w:rPr/>
+      </w:pPr>
+      <w:r>
+        <w:rPr/>
+        <w:t>Рисунок 2.2 — Результати роботи</w:t>
+      </w:r>
+    </w:p>
+    <w:p>
+      <w:pPr>
+        <w:pStyle w:val="p11"/>
+        <w:rPr>
+          <w:lang w:val="en-US"/>
+        </w:rPr>
+      </w:pPr>
+      <w:r>
+        <w:rPr>
+          <w:lang w:val="en-US"/>
+        </w:rPr>
+      </w:r>
+    </w:p>
+    <w:p>
+      <w:pPr>
+        <w:pStyle w:val="H2"/>
+        <w:rPr/>
+      </w:pPr>
+      <w:r>
+        <w:rPr/>
+        <w:t xml:space="preserve">Порівняння </w:t>
+      </w:r>
+    </w:p>
+    <w:p>
+      <w:pPr>
+        <w:pStyle w:val="p11"/>
+        <w:rPr>
+          <w:lang w:val="uk-UA"/>
+        </w:rPr>
+      </w:pPr>
+      <w:r>
+        <w:rPr>
+          <w:lang w:val="uk-UA"/>
+        </w:rPr>
+      </w:r>
+    </w:p>
+    <w:p>
+      <w:pPr>
+        <w:pStyle w:val="p11"/>
+        <w:rPr>
+          <w:lang w:val="uk-UA"/>
+        </w:rPr>
+      </w:pPr>
+      <w:r>
+        <w:rPr>
+          <w:lang w:val="uk-UA"/>
+        </w:rPr>
+        <w:t xml:space="preserve">Для порівняння були додані всі моделі до вікна </w:t>
+      </w:r>
+      <w:r>
+        <w:rPr>
+          <w:lang w:val="en-US"/>
+        </w:rPr>
+        <w:t xml:space="preserve">Experimenter. </w:t>
+      </w:r>
+      <w:r>
+        <w:rPr>
+          <w:lang w:val="uk-UA"/>
+        </w:rPr>
+        <w:t>Деталі на рисунку нижче</w:t>
+      </w:r>
+    </w:p>
+    <w:p>
+      <w:pPr>
+        <w:pStyle w:val="IMG1"/>
+        <w:rPr/>
+      </w:pPr>
+      <w:r>
+        <w:rPr/>
+      </w:r>
+    </w:p>
+    <w:p>
+      <w:pPr>
+        <w:pStyle w:val="IMG1"/>
+        <w:rPr/>
+      </w:pPr>
+      <w:r>
+        <w:rPr/>
+        <w:drawing>
+          <wp:inline distT="0" distB="0" distL="0" distR="0">
+            <wp:extent cx="5731510" cy="4317365"/>
+            <wp:effectExtent l="0" t="0" r="0" b="0"/>
+            <wp:docPr id="7" name="Зображення7"/>
+            <wp:cNvGraphicFramePr>
+              <a:graphicFrameLocks xmlns:a="http://schemas.openxmlformats.org/drawingml/2006/main" noChangeAspect="1"/>
+            </wp:cNvGraphicFramePr>
+            <a:graphic xmlns:a="http://schemas.openxmlformats.org/drawingml/2006/main">
+              <a:graphicData uri="http://schemas.openxmlformats.org/drawingml/2006/picture">
+                <pic:pic xmlns:pic="http://schemas.openxmlformats.org/drawingml/2006/picture">
+                  <pic:nvPicPr>
+                    <pic:cNvPr id="7" name="Зображення7"/>
+                    <pic:cNvPicPr>
+                      <a:picLocks noChangeAspect="1" noChangeArrowheads="1"/>
+                    </pic:cNvPicPr>
+                  </pic:nvPicPr>
+                  <pic:blipFill>
+                    <a:blip r:embed="rId8"/>
+                    <a:stretch>
+                      <a:fillRect/>
+                    </a:stretch>
+                  </pic:blipFill>
+                  <pic:spPr bwMode="auto">
+                    <a:xfrm>
+                      <a:off x="0" y="0"/>
+                      <a:ext cx="5731510" cy="4317365"/>
+                    </a:xfrm>
+                    <a:prstGeom prst="rect">
+                      <a:avLst/>
+                    </a:prstGeom>
+                    <a:noFill/>
+                  </pic:spPr>
+                </pic:pic>
+              </a:graphicData>
+            </a:graphic>
+          </wp:inline>
+        </w:drawing>
+      </w:r>
+    </w:p>
+    <w:p>
+      <w:pPr>
+        <w:pStyle w:val="IMG1"/>
+        <w:rPr/>
+      </w:pPr>
+      <w:r>
+        <w:rPr/>
+        <w:t>Рисунок 3.1 — Порівняння моделей</w:t>
+      </w:r>
+    </w:p>
+    <w:p>
+      <w:pPr>
+        <w:pStyle w:val="p11"/>
+        <w:rPr>
+          <w:lang w:val="en-US"/>
+        </w:rPr>
+      </w:pPr>
+      <w:r>
+        <w:rPr>
+          <w:lang w:val="en-US"/>
+        </w:rPr>
       </w:r>
     </w:p>
     <w:p>
@@ -2421,6 +1822,7 @@
           <w:b w:val="false"/>
           <w:bCs w:val="false"/>
           <w:i w:val="false"/>
+          <w:i w:val="false"/>
           <w:caps w:val="false"/>
           <w:smallCaps w:val="false"/>
           <w:spacing w:val="0"/>
@@ -2444,6 +1846,7 @@
           <w:b w:val="false"/>
           <w:bCs w:val="false"/>
           <w:i w:val="false"/>
+          <w:i w:val="false"/>
           <w:caps w:val="false"/>
           <w:smallCaps w:val="false"/>
           <w:spacing w:val="0"/>
@@ -2467,6 +1870,7 @@
         <w:rPr>
           <w:b w:val="false"/>
           <w:bCs w:val="false"/>
+          <w:i w:val="false"/>
           <w:i w:val="false"/>
           <w:caps w:val="false"/>
           <w:smallCaps w:val="false"/>
@@ -3800,13 +3204,13 @@
       <w:lang w:val="en-US" w:eastAsia="uk-UA"/>
     </w:rPr>
   </w:style>
+  <w:style w:type="character" w:styleId="user">
+    <w:name w:val="Символ нумерації (user)"/>
+    <w:qFormat/>
+    <w:rPr/>
+  </w:style>
   <w:style w:type="character" w:styleId="Style12">
-    <w:name w:val="Символ нумерації"/>
-    <w:qFormat/>
-    <w:rPr/>
-  </w:style>
-  <w:style w:type="character" w:styleId="user">
-    <w:name w:val="Маркери (user)"/>
+    <w:name w:val="Маркери"/>
     <w:qFormat/>
     <w:rPr>
       <w:rFonts w:ascii="OpenSymbol" w:hAnsi="OpenSymbol" w:eastAsia="OpenSymbol" w:cs="OpenSymbol"/>
@@ -3829,7 +3233,7 @@
       <w:spacing w:before="240" w:after="120"/>
     </w:pPr>
     <w:rPr>
-      <w:rFonts w:ascii="Liberation Sans" w:hAnsi="Liberation Sans" w:eastAsia="Microsoft YaHei" w:cs="Lucida Sans"/>
+      <w:rFonts w:ascii="Liberation Sans" w:hAnsi="Liberation Sans" w:eastAsia="Microsoft YaHei" w:cs="Arial Unicode MS"/>
       <w:sz w:val="28"/>
       <w:szCs w:val="28"/>
     </w:rPr>
@@ -3874,7 +3278,7 @@
       <w:suppressLineNumbers/>
     </w:pPr>
     <w:rPr>
-      <w:rFonts w:cs="Lucida Sans"/>
+      <w:rFonts w:cs="Arial Unicode MS"/>
     </w:rPr>
   </w:style>
   <w:style w:type="paragraph" w:styleId="user1">
@@ -3887,7 +3291,7 @@
       <w:spacing w:before="240" w:after="120"/>
     </w:pPr>
     <w:rPr>
-      <w:rFonts w:ascii="Liberation Sans" w:hAnsi="Liberation Sans" w:eastAsia="Microsoft YaHei" w:cs="Arial Unicode MS"/>
+      <w:rFonts w:ascii="Liberation Sans" w:hAnsi="Liberation Sans" w:eastAsia="Microsoft YaHei" w:cs="Lucida Sans"/>
       <w:sz w:val="28"/>
       <w:szCs w:val="28"/>
     </w:rPr>
@@ -3900,12 +3304,12 @@
       <w:suppressLineNumbers/>
     </w:pPr>
     <w:rPr>
-      <w:rFonts w:cs="Arial Unicode MS"/>
+      <w:rFonts w:cs="Lucida Sans"/>
     </w:rPr>
   </w:style>
   <w:style w:type="paragraph" w:styleId="IndexHeading">
     <w:name w:val="index heading"/>
-    <w:basedOn w:val="user1"/>
+    <w:basedOn w:val="Style13"/>
     <w:pPr/>
     <w:rPr/>
   </w:style>
@@ -4210,8 +3614,8 @@
     </w:pPr>
     <w:rPr/>
   </w:style>
-  <w:style w:type="numbering" w:styleId="user3" w:default="1">
-    <w:name w:val="Без маркерів (user)"/>
+  <w:style w:type="numbering" w:styleId="Style15" w:default="1">
+    <w:name w:val="Без маркерів"/>
     <w:uiPriority w:val="99"/>
     <w:semiHidden/>
     <w:unhideWhenUsed/>

--- a/41IA Intelektualnyj analiz danyh/4/IA_KNT-122_Onyshchenko_19_PR4.docx
+++ b/41IA Intelektualnyj analiz danyh/4/IA_KNT-122_Onyshchenko_19_PR4.docx
@@ -756,17 +756,7 @@
           <w:smallCaps w:val="false"/>
           <w:spacing w:val="0"/>
         </w:rPr>
-        <w:t>- порівняти отримані моделі регресії за допомогою модуля Experimenter.</w:t>
-      </w:r>
-      <w:r>
-        <w:rPr>
-          <w:b w:val="false"/>
-          <w:i w:val="false"/>
-          <w:caps w:val="false"/>
-          <w:smallCaps w:val="false"/>
-          <w:spacing w:val="0"/>
-        </w:rPr>
-        <w:t xml:space="preserve"> </w:t>
+        <w:t xml:space="preserve">- порівняти отримані моделі регресії за допомогою модуля Experimenter. </w:t>
       </w:r>
     </w:p>
     <w:p>
@@ -3204,13 +3194,13 @@
       <w:lang w:val="en-US" w:eastAsia="uk-UA"/>
     </w:rPr>
   </w:style>
+  <w:style w:type="character" w:styleId="Style12">
+    <w:name w:val="Символ нумерації"/>
+    <w:qFormat/>
+    <w:rPr/>
+  </w:style>
   <w:style w:type="character" w:styleId="user">
-    <w:name w:val="Символ нумерації (user)"/>
-    <w:qFormat/>
-    <w:rPr/>
-  </w:style>
-  <w:style w:type="character" w:styleId="Style12">
-    <w:name w:val="Маркери"/>
+    <w:name w:val="Маркери (user)"/>
     <w:qFormat/>
     <w:rPr>
       <w:rFonts w:ascii="OpenSymbol" w:hAnsi="OpenSymbol" w:eastAsia="OpenSymbol" w:cs="OpenSymbol"/>
@@ -3233,7 +3223,7 @@
       <w:spacing w:before="240" w:after="120"/>
     </w:pPr>
     <w:rPr>
-      <w:rFonts w:ascii="Liberation Sans" w:hAnsi="Liberation Sans" w:eastAsia="Microsoft YaHei" w:cs="Arial Unicode MS"/>
+      <w:rFonts w:ascii="Liberation Sans" w:hAnsi="Liberation Sans" w:eastAsia="Microsoft YaHei" w:cs="Lucida Sans"/>
       <w:sz w:val="28"/>
       <w:szCs w:val="28"/>
     </w:rPr>
@@ -3278,7 +3268,7 @@
       <w:suppressLineNumbers/>
     </w:pPr>
     <w:rPr>
-      <w:rFonts w:cs="Arial Unicode MS"/>
+      <w:rFonts w:cs="Lucida Sans"/>
     </w:rPr>
   </w:style>
   <w:style w:type="paragraph" w:styleId="user1">
@@ -3291,7 +3281,7 @@
       <w:spacing w:before="240" w:after="120"/>
     </w:pPr>
     <w:rPr>
-      <w:rFonts w:ascii="Liberation Sans" w:hAnsi="Liberation Sans" w:eastAsia="Microsoft YaHei" w:cs="Lucida Sans"/>
+      <w:rFonts w:ascii="Liberation Sans" w:hAnsi="Liberation Sans" w:eastAsia="Microsoft YaHei" w:cs="Arial Unicode MS"/>
       <w:sz w:val="28"/>
       <w:szCs w:val="28"/>
     </w:rPr>
@@ -3304,12 +3294,12 @@
       <w:suppressLineNumbers/>
     </w:pPr>
     <w:rPr>
-      <w:rFonts w:cs="Lucida Sans"/>
+      <w:rFonts w:cs="Arial Unicode MS"/>
     </w:rPr>
   </w:style>
   <w:style w:type="paragraph" w:styleId="IndexHeading">
     <w:name w:val="index heading"/>
-    <w:basedOn w:val="Style13"/>
+    <w:basedOn w:val="user1"/>
     <w:pPr/>
     <w:rPr/>
   </w:style>
@@ -3614,8 +3604,8 @@
     </w:pPr>
     <w:rPr/>
   </w:style>
-  <w:style w:type="numbering" w:styleId="Style15" w:default="1">
-    <w:name w:val="Без маркерів"/>
+  <w:style w:type="numbering" w:styleId="user3" w:default="1">
+    <w:name w:val="Без маркерів (user)"/>
     <w:uiPriority w:val="99"/>
     <w:semiHidden/>
     <w:unhideWhenUsed/>

--- a/41IA Intelektualnyj analiz danyh/4/IA_KNT-122_Onyshchenko_19_PR4.docx
+++ b/41IA Intelektualnyj analiz danyh/4/IA_KNT-122_Onyshchenko_19_PR4.docx
@@ -986,13 +986,19 @@
         <w:rPr>
           <w:lang w:val="uk-UA"/>
         </w:rPr>
-        <w:t xml:space="preserve">Вибірку було згенеровано шляхом </w:t>
+        <w:t xml:space="preserve">Вибірку </w:t>
       </w:r>
       <w:r>
         <w:rPr>
           <w:lang w:val="en-US"/>
         </w:rPr>
-        <w:t>Preprocess &gt; Generate &gt; Expression.</w:t>
+        <w:t xml:space="preserve">“cpu.arff” </w:t>
+      </w:r>
+      <w:r>
+        <w:rPr>
+          <w:lang w:val="uk-UA"/>
+        </w:rPr>
+        <w:t>було завантажено.</w:t>
       </w:r>
     </w:p>
     <w:p>
@@ -1043,6 +1049,37 @@
           <w:lang w:val="uk-UA"/>
         </w:rPr>
         <w:t>Побудовані моделі наведено нижче на рисунках:</w:t>
+      </w:r>
+    </w:p>
+    <w:p>
+      <w:pPr>
+        <w:pStyle w:val="IMG1"/>
+        <w:rPr/>
+      </w:pPr>
+      <w:r>
+        <w:rPr/>
+      </w:r>
+    </w:p>
+    <w:p>
+      <w:pPr>
+        <w:pStyle w:val="H3"/>
+        <w:rPr/>
+      </w:pPr>
+      <w:r>
+        <w:rPr/>
+        <w:t xml:space="preserve">1 </w:t>
+      </w:r>
+      <w:r>
+        <w:rPr>
+          <w:lang w:val="en-US"/>
+        </w:rPr>
+        <w:t>Functions.</w:t>
+      </w:r>
+      <w:r>
+        <w:rPr>
+          <w:lang w:val="en-US"/>
+        </w:rPr>
+        <w:t>LinearRegression</w:t>
       </w:r>
     </w:p>
     <w:p>
@@ -1063,7 +1100,7 @@
         <w:rPr/>
         <w:drawing>
           <wp:inline distT="0" distB="0" distL="0" distR="0">
-            <wp:extent cx="5073650" cy="3825240"/>
+            <wp:extent cx="5731510" cy="7584440"/>
             <wp:effectExtent l="0" t="0" r="0" b="0"/>
             <wp:docPr id="1" name="Зображення1"/>
             <wp:cNvGraphicFramePr>
@@ -1087,7 +1124,7 @@
                   <pic:spPr bwMode="auto">
                     <a:xfrm>
                       <a:off x="0" y="0"/>
-                      <a:ext cx="5073650" cy="3825240"/>
+                      <a:ext cx="5731510" cy="7584440"/>
                     </a:xfrm>
                     <a:prstGeom prst="rect">
                       <a:avLst/>
@@ -1135,9 +1172,9 @@
         <w:rPr/>
         <w:drawing>
           <wp:inline distT="0" distB="0" distL="0" distR="0">
-            <wp:extent cx="5017770" cy="3782695"/>
+            <wp:extent cx="5731510" cy="4323715"/>
             <wp:effectExtent l="0" t="0" r="0" b="0"/>
-            <wp:docPr id="2" name="Зображення2"/>
+            <wp:docPr id="2" name="Зображення8"/>
             <wp:cNvGraphicFramePr>
               <a:graphicFrameLocks xmlns:a="http://schemas.openxmlformats.org/drawingml/2006/main" noChangeAspect="1"/>
             </wp:cNvGraphicFramePr>
@@ -1145,7 +1182,7 @@
               <a:graphicData uri="http://schemas.openxmlformats.org/drawingml/2006/picture">
                 <pic:pic xmlns:pic="http://schemas.openxmlformats.org/drawingml/2006/picture">
                   <pic:nvPicPr>
-                    <pic:cNvPr id="2" name="Зображення2"/>
+                    <pic:cNvPr id="2" name="Зображення8"/>
                     <pic:cNvPicPr>
                       <a:picLocks noChangeAspect="1" noChangeArrowheads="1"/>
                     </pic:cNvPicPr>
@@ -1159,7 +1196,7 @@
                   <pic:spPr bwMode="auto">
                     <a:xfrm>
                       <a:off x="0" y="0"/>
-                      <a:ext cx="5017770" cy="3782695"/>
+                      <a:ext cx="5731510" cy="4323715"/>
                     </a:xfrm>
                     <a:prstGeom prst="rect">
                       <a:avLst/>
@@ -1180,7 +1217,32 @@
       </w:pPr>
       <w:r>
         <w:rPr/>
-        <w:t xml:space="preserve">Рисунок 1.2 — Модель </w:t>
+        <w:t>Рисунок 1.2 — Візуалізація помилок</w:t>
+      </w:r>
+    </w:p>
+    <w:p>
+      <w:pPr>
+        <w:pStyle w:val="IMG1"/>
+        <w:rPr/>
+      </w:pPr>
+      <w:r>
+        <w:rPr/>
+      </w:r>
+    </w:p>
+    <w:p>
+      <w:pPr>
+        <w:pStyle w:val="H3"/>
+        <w:rPr/>
+      </w:pPr>
+      <w:r>
+        <w:rPr/>
+        <w:t xml:space="preserve">2 </w:t>
+      </w:r>
+      <w:r>
+        <w:rPr>
+          <w:lang w:val="en-US"/>
+        </w:rPr>
+        <w:t>Trees.</w:t>
       </w:r>
       <w:r>
         <w:rPr>
@@ -1207,9 +1269,9 @@
         <w:rPr/>
         <w:drawing>
           <wp:inline distT="0" distB="0" distL="0" distR="0">
-            <wp:extent cx="4751705" cy="3582035"/>
+            <wp:extent cx="4947920" cy="7976870"/>
             <wp:effectExtent l="0" t="0" r="0" b="0"/>
-            <wp:docPr id="3" name="Зображення3"/>
+            <wp:docPr id="3" name="Зображення2"/>
             <wp:cNvGraphicFramePr>
               <a:graphicFrameLocks xmlns:a="http://schemas.openxmlformats.org/drawingml/2006/main" noChangeAspect="1"/>
             </wp:cNvGraphicFramePr>
@@ -1217,7 +1279,7 @@
               <a:graphicData uri="http://schemas.openxmlformats.org/drawingml/2006/picture">
                 <pic:pic xmlns:pic="http://schemas.openxmlformats.org/drawingml/2006/picture">
                   <pic:nvPicPr>
-                    <pic:cNvPr id="3" name="Зображення3"/>
+                    <pic:cNvPr id="3" name="Зображення2"/>
                     <pic:cNvPicPr>
                       <a:picLocks noChangeAspect="1" noChangeArrowheads="1"/>
                     </pic:cNvPicPr>
@@ -1231,7 +1293,7 @@
                   <pic:spPr bwMode="auto">
                     <a:xfrm>
                       <a:off x="0" y="0"/>
-                      <a:ext cx="4751705" cy="3582035"/>
+                      <a:ext cx="4947920" cy="7976870"/>
                     </a:xfrm>
                     <a:prstGeom prst="rect">
                       <a:avLst/>
@@ -1252,36 +1314,54 @@
       </w:pPr>
       <w:r>
         <w:rPr/>
-        <w:t xml:space="preserve">Рисунок 1.3 — Модель </w:t>
+        <w:t>Рисунок 1.</w:t>
       </w:r>
       <w:r>
         <w:rPr>
           <w:lang w:val="en-US"/>
         </w:rPr>
-        <w:t>SMOreg</w:t>
+        <w:t>3</w:t>
+      </w:r>
+      <w:r>
+        <w:rPr/>
+        <w:t xml:space="preserve"> — Модель </w:t>
+      </w:r>
+      <w:r>
+        <w:rPr>
+          <w:lang w:val="en-US"/>
+        </w:rPr>
+        <w:t>M5P</w:t>
       </w:r>
     </w:p>
     <w:p>
       <w:pPr>
         <w:pStyle w:val="IMG1"/>
-        <w:rPr/>
-      </w:pPr>
-      <w:r>
-        <w:rPr/>
+        <w:rPr>
+          <w:lang w:val="en-US"/>
+        </w:rPr>
+      </w:pPr>
+      <w:r>
+        <w:rPr>
+          <w:lang w:val="en-US"/>
+        </w:rPr>
       </w:r>
     </w:p>
     <w:p>
       <w:pPr>
         <w:pStyle w:val="IMG1"/>
-        <w:rPr/>
-      </w:pPr>
-      <w:r>
-        <w:rPr/>
+        <w:rPr>
+          <w:lang w:val="en-US"/>
+        </w:rPr>
+      </w:pPr>
+      <w:r>
+        <w:rPr>
+          <w:lang w:val="en-US"/>
+        </w:rPr>
         <w:drawing>
           <wp:inline distT="0" distB="0" distL="0" distR="0">
-            <wp:extent cx="4623435" cy="3485515"/>
+            <wp:extent cx="5731510" cy="4319270"/>
             <wp:effectExtent l="0" t="0" r="0" b="0"/>
-            <wp:docPr id="4" name="Зображення4"/>
+            <wp:docPr id="4" name="Зображення9"/>
             <wp:cNvGraphicFramePr>
               <a:graphicFrameLocks xmlns:a="http://schemas.openxmlformats.org/drawingml/2006/main" noChangeAspect="1"/>
             </wp:cNvGraphicFramePr>
@@ -1289,7 +1369,7 @@
               <a:graphicData uri="http://schemas.openxmlformats.org/drawingml/2006/picture">
                 <pic:pic xmlns:pic="http://schemas.openxmlformats.org/drawingml/2006/picture">
                   <pic:nvPicPr>
-                    <pic:cNvPr id="4" name="Зображення4"/>
+                    <pic:cNvPr id="4" name="Зображення9"/>
                     <pic:cNvPicPr>
                       <a:picLocks noChangeAspect="1" noChangeArrowheads="1"/>
                     </pic:cNvPicPr>
@@ -1303,7 +1383,7 @@
                   <pic:spPr bwMode="auto">
                     <a:xfrm>
                       <a:off x="0" y="0"/>
-                      <a:ext cx="4623435" cy="3485515"/>
+                      <a:ext cx="5731510" cy="4319270"/>
                     </a:xfrm>
                     <a:prstGeom prst="rect">
                       <a:avLst/>
@@ -1320,17 +1400,44 @@
     <w:p>
       <w:pPr>
         <w:pStyle w:val="IMG1"/>
-        <w:rPr/>
-      </w:pPr>
-      <w:r>
-        <w:rPr/>
-        <w:t xml:space="preserve">Рисунок 1.4 — Модель </w:t>
+        <w:rPr>
+          <w:lang w:val="uk-UA"/>
+        </w:rPr>
+      </w:pPr>
+      <w:r>
+        <w:rPr>
+          <w:lang w:val="uk-UA"/>
+        </w:rPr>
+        <w:t>Рисунок 1.4 — Візуалізація помилок</w:t>
+      </w:r>
+    </w:p>
+    <w:p>
+      <w:pPr>
+        <w:pStyle w:val="IMG1"/>
+        <w:rPr>
+          <w:lang w:val="uk-UA"/>
+        </w:rPr>
+      </w:pPr>
+      <w:r>
+        <w:rPr>
+          <w:lang w:val="uk-UA"/>
+        </w:rPr>
+      </w:r>
+    </w:p>
+    <w:p>
+      <w:pPr>
+        <w:pStyle w:val="H3"/>
+        <w:rPr/>
+      </w:pPr>
+      <w:r>
+        <w:rPr/>
+        <w:t xml:space="preserve">3 </w:t>
       </w:r>
       <w:r>
         <w:rPr>
           <w:lang w:val="en-US"/>
         </w:rPr>
-        <w:t>IBk</w:t>
+        <w:t>Functions.SMOreg</w:t>
       </w:r>
     </w:p>
     <w:p>
@@ -1344,116 +1451,16 @@
     </w:p>
     <w:p>
       <w:pPr>
-        <w:pStyle w:val="H2"/>
-        <w:rPr/>
-      </w:pPr>
-      <w:r>
-        <w:rPr/>
-        <w:t xml:space="preserve">Параметри </w:t>
-      </w:r>
-      <w:r>
-        <w:rPr>
-          <w:lang w:val="en-US"/>
-        </w:rPr>
-        <w:t>M5P</w:t>
-      </w:r>
-    </w:p>
-    <w:p>
-      <w:pPr>
-        <w:pStyle w:val="p11"/>
-        <w:rPr>
-          <w:lang w:val="en-US"/>
-        </w:rPr>
-      </w:pPr>
-      <w:r>
-        <w:rPr>
-          <w:lang w:val="en-US"/>
-        </w:rPr>
-      </w:r>
-    </w:p>
-    <w:p>
-      <w:pPr>
-        <w:pStyle w:val="p11"/>
-        <w:rPr>
-          <w:lang w:val="uk-UA"/>
-        </w:rPr>
-      </w:pPr>
-      <w:r>
-        <w:rPr>
-          <w:lang w:val="uk-UA"/>
-        </w:rPr>
-        <w:t xml:space="preserve">Змінені параметри </w:t>
-      </w:r>
-      <w:r>
-        <w:rPr>
-          <w:lang w:val="en-US"/>
-        </w:rPr>
-        <w:t>M5P,</w:t>
-      </w:r>
-      <w:r>
-        <w:rPr>
-          <w:lang w:val="uk-UA"/>
-        </w:rPr>
-        <w:t xml:space="preserve"> значення</w:t>
-      </w:r>
-      <w:r>
-        <w:rPr>
-          <w:lang w:val="en-US"/>
-        </w:rPr>
-        <w:t xml:space="preserve"> buildRegressionTree, unpruned</w:t>
-      </w:r>
-      <w:r>
-        <w:rPr>
-          <w:lang w:val="uk-UA"/>
-        </w:rPr>
-        <w:t xml:space="preserve"> та</w:t>
-      </w:r>
-      <w:r>
-        <w:rPr>
-          <w:lang w:val="en-US"/>
-        </w:rPr>
-        <w:t xml:space="preserve"> useUnsmoothed</w:t>
-      </w:r>
-      <w:r>
-        <w:rPr>
-          <w:lang w:val="uk-UA"/>
-        </w:rPr>
-        <w:t xml:space="preserve"> встановлено у</w:t>
-      </w:r>
-      <w:r>
-        <w:rPr>
-          <w:lang w:val="en-US"/>
-        </w:rPr>
-        <w:t xml:space="preserve"> True. </w:t>
-      </w:r>
-      <w:r>
-        <w:rPr>
-          <w:lang w:val="uk-UA"/>
-        </w:rPr>
-        <w:t>Деталі на рисунках:</w:t>
-      </w:r>
-    </w:p>
-    <w:p>
-      <w:pPr>
-        <w:pStyle w:val="img11"/>
-        <w:rPr/>
-      </w:pPr>
-      <w:r>
-        <w:rPr/>
-      </w:r>
-    </w:p>
-    <w:p>
-      <w:pPr>
-        <w:pStyle w:val="img11"/>
+        <w:pStyle w:val="IMG1"/>
         <w:rPr/>
       </w:pPr>
       <w:r>
         <w:rPr/>
         <w:drawing>
           <wp:inline distT="0" distB="0" distL="0" distR="0">
-            <wp:extent cx="3289300" cy="3766185"/>
+            <wp:extent cx="5731510" cy="7638415"/>
             <wp:effectExtent l="0" t="0" r="0" b="0"/>
-            <wp:docPr id="5" name="Зображення6"/>
+            <wp:docPr id="5" name="Зображення3"/>
             <wp:cNvGraphicFramePr>
               <a:graphicFrameLocks xmlns:a="http://schemas.openxmlformats.org/drawingml/2006/main" noChangeAspect="1"/>
             </wp:cNvGraphicFramePr>
@@ -1461,13 +1468,450 @@
               <a:graphicData uri="http://schemas.openxmlformats.org/drawingml/2006/picture">
                 <pic:pic xmlns:pic="http://schemas.openxmlformats.org/drawingml/2006/picture">
                   <pic:nvPicPr>
-                    <pic:cNvPr id="5" name="Зображення6"/>
+                    <pic:cNvPr id="5" name="Зображення3"/>
                     <pic:cNvPicPr>
                       <a:picLocks noChangeAspect="1" noChangeArrowheads="1"/>
                     </pic:cNvPicPr>
                   </pic:nvPicPr>
                   <pic:blipFill>
                     <a:blip r:embed="rId6"/>
+                    <a:stretch>
+                      <a:fillRect/>
+                    </a:stretch>
+                  </pic:blipFill>
+                  <pic:spPr bwMode="auto">
+                    <a:xfrm>
+                      <a:off x="0" y="0"/>
+                      <a:ext cx="5731510" cy="7638415"/>
+                    </a:xfrm>
+                    <a:prstGeom prst="rect">
+                      <a:avLst/>
+                    </a:prstGeom>
+                    <a:noFill/>
+                  </pic:spPr>
+                </pic:pic>
+              </a:graphicData>
+            </a:graphic>
+          </wp:inline>
+        </w:drawing>
+      </w:r>
+    </w:p>
+    <w:p>
+      <w:pPr>
+        <w:pStyle w:val="IMG1"/>
+        <w:rPr/>
+      </w:pPr>
+      <w:r>
+        <w:rPr/>
+        <w:t>Рисунок 1.</w:t>
+      </w:r>
+      <w:r>
+        <w:rPr>
+          <w:lang w:val="en-US"/>
+        </w:rPr>
+        <w:t xml:space="preserve">5 </w:t>
+      </w:r>
+      <w:r>
+        <w:rPr/>
+        <w:t xml:space="preserve">— Модель </w:t>
+      </w:r>
+      <w:r>
+        <w:rPr>
+          <w:lang w:val="en-US"/>
+        </w:rPr>
+        <w:t>SMOreg</w:t>
+      </w:r>
+    </w:p>
+    <w:p>
+      <w:pPr>
+        <w:pStyle w:val="IMG1"/>
+        <w:rPr>
+          <w:lang w:val="en-US"/>
+        </w:rPr>
+      </w:pPr>
+      <w:r>
+        <w:rPr>
+          <w:lang w:val="en-US"/>
+        </w:rPr>
+      </w:r>
+    </w:p>
+    <w:p>
+      <w:pPr>
+        <w:pStyle w:val="IMG1"/>
+        <w:rPr>
+          <w:lang w:val="en-US"/>
+        </w:rPr>
+      </w:pPr>
+      <w:r>
+        <w:rPr>
+          <w:lang w:val="en-US"/>
+        </w:rPr>
+        <w:drawing>
+          <wp:inline distT="0" distB="0" distL="0" distR="0">
+            <wp:extent cx="5731510" cy="4323715"/>
+            <wp:effectExtent l="0" t="0" r="0" b="0"/>
+            <wp:docPr id="6" name="Зображення10"/>
+            <wp:cNvGraphicFramePr>
+              <a:graphicFrameLocks xmlns:a="http://schemas.openxmlformats.org/drawingml/2006/main" noChangeAspect="1"/>
+            </wp:cNvGraphicFramePr>
+            <a:graphic xmlns:a="http://schemas.openxmlformats.org/drawingml/2006/main">
+              <a:graphicData uri="http://schemas.openxmlformats.org/drawingml/2006/picture">
+                <pic:pic xmlns:pic="http://schemas.openxmlformats.org/drawingml/2006/picture">
+                  <pic:nvPicPr>
+                    <pic:cNvPr id="6" name="Зображення10"/>
+                    <pic:cNvPicPr>
+                      <a:picLocks noChangeAspect="1" noChangeArrowheads="1"/>
+                    </pic:cNvPicPr>
+                  </pic:nvPicPr>
+                  <pic:blipFill>
+                    <a:blip r:embed="rId7"/>
+                    <a:stretch>
+                      <a:fillRect/>
+                    </a:stretch>
+                  </pic:blipFill>
+                  <pic:spPr bwMode="auto">
+                    <a:xfrm>
+                      <a:off x="0" y="0"/>
+                      <a:ext cx="5731510" cy="4323715"/>
+                    </a:xfrm>
+                    <a:prstGeom prst="rect">
+                      <a:avLst/>
+                    </a:prstGeom>
+                    <a:noFill/>
+                  </pic:spPr>
+                </pic:pic>
+              </a:graphicData>
+            </a:graphic>
+          </wp:inline>
+        </w:drawing>
+      </w:r>
+    </w:p>
+    <w:p>
+      <w:pPr>
+        <w:pStyle w:val="IMG1"/>
+        <w:rPr>
+          <w:lang w:val="uk-UA"/>
+        </w:rPr>
+      </w:pPr>
+      <w:r>
+        <w:rPr>
+          <w:lang w:val="uk-UA"/>
+        </w:rPr>
+        <w:t>Рисунок 1.6 — Візуалізація помилок</w:t>
+      </w:r>
+    </w:p>
+    <w:p>
+      <w:pPr>
+        <w:pStyle w:val="IMG1"/>
+        <w:rPr>
+          <w:lang w:val="uk-UA"/>
+        </w:rPr>
+      </w:pPr>
+      <w:r>
+        <w:rPr>
+          <w:lang w:val="uk-UA"/>
+        </w:rPr>
+      </w:r>
+    </w:p>
+    <w:p>
+      <w:pPr>
+        <w:pStyle w:val="H3"/>
+        <w:rPr/>
+      </w:pPr>
+      <w:r>
+        <w:rPr/>
+        <w:t xml:space="preserve">4 </w:t>
+      </w:r>
+      <w:r>
+        <w:rPr>
+          <w:lang w:val="en-US"/>
+        </w:rPr>
+        <w:t>Lazy.IBk</w:t>
+      </w:r>
+    </w:p>
+    <w:p>
+      <w:pPr>
+        <w:pStyle w:val="IMG1"/>
+        <w:rPr/>
+      </w:pPr>
+      <w:r>
+        <w:rPr/>
+      </w:r>
+    </w:p>
+    <w:p>
+      <w:pPr>
+        <w:pStyle w:val="IMG1"/>
+        <w:rPr/>
+      </w:pPr>
+      <w:r>
+        <w:rPr/>
+        <w:drawing>
+          <wp:inline distT="0" distB="0" distL="0" distR="0">
+            <wp:extent cx="5731510" cy="6144260"/>
+            <wp:effectExtent l="0" t="0" r="0" b="0"/>
+            <wp:docPr id="7" name="Зображення4"/>
+            <wp:cNvGraphicFramePr>
+              <a:graphicFrameLocks xmlns:a="http://schemas.openxmlformats.org/drawingml/2006/main" noChangeAspect="1"/>
+            </wp:cNvGraphicFramePr>
+            <a:graphic xmlns:a="http://schemas.openxmlformats.org/drawingml/2006/main">
+              <a:graphicData uri="http://schemas.openxmlformats.org/drawingml/2006/picture">
+                <pic:pic xmlns:pic="http://schemas.openxmlformats.org/drawingml/2006/picture">
+                  <pic:nvPicPr>
+                    <pic:cNvPr id="7" name="Зображення4"/>
+                    <pic:cNvPicPr>
+                      <a:picLocks noChangeAspect="1" noChangeArrowheads="1"/>
+                    </pic:cNvPicPr>
+                  </pic:nvPicPr>
+                  <pic:blipFill>
+                    <a:blip r:embed="rId8"/>
+                    <a:stretch>
+                      <a:fillRect/>
+                    </a:stretch>
+                  </pic:blipFill>
+                  <pic:spPr bwMode="auto">
+                    <a:xfrm>
+                      <a:off x="0" y="0"/>
+                      <a:ext cx="5731510" cy="6144260"/>
+                    </a:xfrm>
+                    <a:prstGeom prst="rect">
+                      <a:avLst/>
+                    </a:prstGeom>
+                    <a:noFill/>
+                  </pic:spPr>
+                </pic:pic>
+              </a:graphicData>
+            </a:graphic>
+          </wp:inline>
+        </w:drawing>
+      </w:r>
+    </w:p>
+    <w:p>
+      <w:pPr>
+        <w:pStyle w:val="IMG1"/>
+        <w:rPr/>
+      </w:pPr>
+      <w:r>
+        <w:rPr/>
+        <w:t>Рисунок 1.</w:t>
+      </w:r>
+      <w:r>
+        <w:rPr>
+          <w:lang w:val="en-US"/>
+        </w:rPr>
+        <w:t>7</w:t>
+      </w:r>
+      <w:r>
+        <w:rPr/>
+        <w:t xml:space="preserve"> — Модель </w:t>
+      </w:r>
+      <w:r>
+        <w:rPr>
+          <w:lang w:val="en-US"/>
+        </w:rPr>
+        <w:t>IBk</w:t>
+      </w:r>
+    </w:p>
+    <w:p>
+      <w:pPr>
+        <w:pStyle w:val="IMG1"/>
+        <w:rPr/>
+      </w:pPr>
+      <w:r>
+        <w:rPr/>
+      </w:r>
+    </w:p>
+    <w:p>
+      <w:pPr>
+        <w:pStyle w:val="IMG1"/>
+        <w:rPr/>
+      </w:pPr>
+      <w:r>
+        <w:rPr/>
+        <w:drawing>
+          <wp:inline distT="0" distB="0" distL="0" distR="0">
+            <wp:extent cx="5731510" cy="4323715"/>
+            <wp:effectExtent l="0" t="0" r="0" b="0"/>
+            <wp:docPr id="8" name="Зображення11"/>
+            <wp:cNvGraphicFramePr>
+              <a:graphicFrameLocks xmlns:a="http://schemas.openxmlformats.org/drawingml/2006/main" noChangeAspect="1"/>
+            </wp:cNvGraphicFramePr>
+            <a:graphic xmlns:a="http://schemas.openxmlformats.org/drawingml/2006/main">
+              <a:graphicData uri="http://schemas.openxmlformats.org/drawingml/2006/picture">
+                <pic:pic xmlns:pic="http://schemas.openxmlformats.org/drawingml/2006/picture">
+                  <pic:nvPicPr>
+                    <pic:cNvPr id="8" name="Зображення11"/>
+                    <pic:cNvPicPr>
+                      <a:picLocks noChangeAspect="1" noChangeArrowheads="1"/>
+                    </pic:cNvPicPr>
+                  </pic:nvPicPr>
+                  <pic:blipFill>
+                    <a:blip r:embed="rId9"/>
+                    <a:stretch>
+                      <a:fillRect/>
+                    </a:stretch>
+                  </pic:blipFill>
+                  <pic:spPr bwMode="auto">
+                    <a:xfrm>
+                      <a:off x="0" y="0"/>
+                      <a:ext cx="5731510" cy="4323715"/>
+                    </a:xfrm>
+                    <a:prstGeom prst="rect">
+                      <a:avLst/>
+                    </a:prstGeom>
+                    <a:noFill/>
+                  </pic:spPr>
+                </pic:pic>
+              </a:graphicData>
+            </a:graphic>
+          </wp:inline>
+        </w:drawing>
+      </w:r>
+    </w:p>
+    <w:p>
+      <w:pPr>
+        <w:pStyle w:val="IMG1"/>
+        <w:rPr/>
+      </w:pPr>
+      <w:r>
+        <w:rPr/>
+        <w:t>Рисунок 1.8 — Візуалізація помилок</w:t>
+      </w:r>
+    </w:p>
+    <w:p>
+      <w:pPr>
+        <w:pStyle w:val="IMG1"/>
+        <w:rPr/>
+      </w:pPr>
+      <w:r>
+        <w:rPr/>
+      </w:r>
+    </w:p>
+    <w:p>
+      <w:pPr>
+        <w:pStyle w:val="H2"/>
+        <w:rPr/>
+      </w:pPr>
+      <w:r>
+        <w:rPr/>
+        <w:t xml:space="preserve">Параметри </w:t>
+      </w:r>
+      <w:r>
+        <w:rPr>
+          <w:lang w:val="en-US"/>
+        </w:rPr>
+        <w:t>M5P</w:t>
+      </w:r>
+    </w:p>
+    <w:p>
+      <w:pPr>
+        <w:pStyle w:val="p11"/>
+        <w:rPr>
+          <w:lang w:val="en-US"/>
+        </w:rPr>
+      </w:pPr>
+      <w:r>
+        <w:rPr>
+          <w:lang w:val="en-US"/>
+        </w:rPr>
+      </w:r>
+    </w:p>
+    <w:p>
+      <w:pPr>
+        <w:pStyle w:val="p11"/>
+        <w:rPr>
+          <w:lang w:val="uk-UA"/>
+        </w:rPr>
+      </w:pPr>
+      <w:r>
+        <w:rPr>
+          <w:lang w:val="uk-UA"/>
+        </w:rPr>
+        <w:t xml:space="preserve">Змінені параметри </w:t>
+      </w:r>
+      <w:r>
+        <w:rPr>
+          <w:lang w:val="en-US"/>
+        </w:rPr>
+        <w:t>M5P,</w:t>
+      </w:r>
+      <w:r>
+        <w:rPr>
+          <w:lang w:val="uk-UA"/>
+        </w:rPr>
+        <w:t xml:space="preserve"> значення</w:t>
+      </w:r>
+      <w:r>
+        <w:rPr>
+          <w:lang w:val="en-US"/>
+        </w:rPr>
+        <w:t xml:space="preserve"> buildRegressionTree, unpruned</w:t>
+      </w:r>
+      <w:r>
+        <w:rPr>
+          <w:lang w:val="uk-UA"/>
+        </w:rPr>
+        <w:t xml:space="preserve"> та</w:t>
+      </w:r>
+      <w:r>
+        <w:rPr>
+          <w:lang w:val="en-US"/>
+        </w:rPr>
+        <w:t xml:space="preserve"> useUnsmoothed</w:t>
+      </w:r>
+      <w:r>
+        <w:rPr>
+          <w:lang w:val="uk-UA"/>
+        </w:rPr>
+        <w:t xml:space="preserve"> встановлено у</w:t>
+      </w:r>
+      <w:r>
+        <w:rPr>
+          <w:lang w:val="en-US"/>
+        </w:rPr>
+        <w:t xml:space="preserve"> True. </w:t>
+      </w:r>
+      <w:r>
+        <w:rPr>
+          <w:lang w:val="uk-UA"/>
+        </w:rPr>
+        <w:t>Деталі на рисунках:</w:t>
+      </w:r>
+    </w:p>
+    <w:p>
+      <w:pPr>
+        <w:pStyle w:val="img11"/>
+        <w:rPr/>
+      </w:pPr>
+      <w:r>
+        <w:rPr/>
+      </w:r>
+    </w:p>
+    <w:p>
+      <w:pPr>
+        <w:pStyle w:val="img11"/>
+        <w:rPr/>
+      </w:pPr>
+      <w:r>
+        <w:rPr/>
+        <w:drawing>
+          <wp:inline distT="0" distB="0" distL="0" distR="0">
+            <wp:extent cx="3289300" cy="3766185"/>
+            <wp:effectExtent l="0" t="0" r="0" b="0"/>
+            <wp:docPr id="9" name="Зображення6"/>
+            <wp:cNvGraphicFramePr>
+              <a:graphicFrameLocks xmlns:a="http://schemas.openxmlformats.org/drawingml/2006/main" noChangeAspect="1"/>
+            </wp:cNvGraphicFramePr>
+            <a:graphic xmlns:a="http://schemas.openxmlformats.org/drawingml/2006/main">
+              <a:graphicData uri="http://schemas.openxmlformats.org/drawingml/2006/picture">
+                <pic:pic xmlns:pic="http://schemas.openxmlformats.org/drawingml/2006/picture">
+                  <pic:nvPicPr>
+                    <pic:cNvPr id="9" name="Зображення6"/>
+                    <pic:cNvPicPr>
+                      <a:picLocks noChangeAspect="1" noChangeArrowheads="1"/>
+                    </pic:cNvPicPr>
+                  </pic:nvPicPr>
+                  <pic:blipFill>
+                    <a:blip r:embed="rId10"/>
                     <a:stretch>
                       <a:fillRect/>
                     </a:stretch>
@@ -1517,9 +1961,9 @@
         <w:rPr/>
         <w:drawing>
           <wp:inline distT="0" distB="0" distL="0" distR="0">
-            <wp:extent cx="5731510" cy="4321175"/>
+            <wp:extent cx="5731510" cy="6144260"/>
             <wp:effectExtent l="0" t="0" r="0" b="0"/>
-            <wp:docPr id="6" name="Зображення5"/>
+            <wp:docPr id="10" name="Зображення5"/>
             <wp:cNvGraphicFramePr>
               <a:graphicFrameLocks xmlns:a="http://schemas.openxmlformats.org/drawingml/2006/main" noChangeAspect="1"/>
             </wp:cNvGraphicFramePr>
@@ -1527,13 +1971,13 @@
               <a:graphicData uri="http://schemas.openxmlformats.org/drawingml/2006/picture">
                 <pic:pic xmlns:pic="http://schemas.openxmlformats.org/drawingml/2006/picture">
                   <pic:nvPicPr>
-                    <pic:cNvPr id="6" name="Зображення5"/>
+                    <pic:cNvPr id="10" name="Зображення5"/>
                     <pic:cNvPicPr>
                       <a:picLocks noChangeAspect="1" noChangeArrowheads="1"/>
                     </pic:cNvPicPr>
                   </pic:nvPicPr>
                   <pic:blipFill>
-                    <a:blip r:embed="rId7"/>
+                    <a:blip r:embed="rId11"/>
                     <a:stretch>
                       <a:fillRect/>
                     </a:stretch>
@@ -1541,7 +1985,7 @@
                   <pic:spPr bwMode="auto">
                     <a:xfrm>
                       <a:off x="0" y="0"/>
-                      <a:ext cx="5731510" cy="4321175"/>
+                      <a:ext cx="5731510" cy="6144260"/>
                     </a:xfrm>
                     <a:prstGeom prst="rect">
                       <a:avLst/>
@@ -1612,25 +2056,362 @@
         <w:rPr>
           <w:lang w:val="uk-UA"/>
         </w:rPr>
-        <w:t xml:space="preserve">Для порівняння були додані всі моделі до вікна </w:t>
-      </w:r>
-      <w:r>
-        <w:rPr>
-          <w:lang w:val="en-US"/>
-        </w:rPr>
-        <w:t xml:space="preserve">Experimenter. </w:t>
-      </w:r>
-      <w:r>
+        <w:t>Порівняння моделей наведено на таблиці та рисунках нижче:</w:t>
+      </w:r>
+    </w:p>
+    <w:p>
+      <w:pPr>
+        <w:pStyle w:val="p11"/>
         <w:rPr>
           <w:lang w:val="uk-UA"/>
         </w:rPr>
-        <w:t>Деталі на рисунку нижче</w:t>
-      </w:r>
-    </w:p>
-    <w:p>
-      <w:pPr>
-        <w:pStyle w:val="IMG1"/>
-        <w:rPr/>
+      </w:pPr>
+      <w:r>
+        <w:rPr>
+          <w:lang w:val="uk-UA"/>
+        </w:rPr>
+      </w:r>
+    </w:p>
+    <w:p>
+      <w:pPr>
+        <w:pStyle w:val="p11"/>
+        <w:rPr>
+          <w:lang w:val="uk-UA"/>
+        </w:rPr>
+      </w:pPr>
+      <w:r>
+        <w:rPr>
+          <w:lang w:val="uk-UA"/>
+        </w:rPr>
+        <w:t>Таблиця 1.1 — Порівняння результатів</w:t>
+      </w:r>
+    </w:p>
+    <w:tbl>
+      <w:tblPr>
+        <w:tblW w:w="5000" w:type="pct"/>
+        <w:jc w:val="left"/>
+        <w:tblInd w:w="55" w:type="dxa"/>
+        <w:tblLayout w:type="fixed"/>
+        <w:tblCellMar>
+          <w:top w:w="55" w:type="dxa"/>
+          <w:left w:w="55" w:type="dxa"/>
+          <w:bottom w:w="55" w:type="dxa"/>
+          <w:right w:w="55" w:type="dxa"/>
+        </w:tblCellMar>
+      </w:tblPr>
+      <w:tblGrid>
+        <w:gridCol w:w="4513"/>
+        <w:gridCol w:w="4513"/>
+      </w:tblGrid>
+      <w:tr>
+        <w:trPr>
+          <w:tblHeader w:val="true"/>
+        </w:trPr>
+        <w:tc>
+          <w:tcPr>
+            <w:tcW w:w="4513" w:type="dxa"/>
+            <w:tcBorders>
+              <w:top w:val="single" w:sz="4" w:space="0" w:color="000000"/>
+              <w:left w:val="single" w:sz="4" w:space="0" w:color="000000"/>
+              <w:bottom w:val="single" w:sz="4" w:space="0" w:color="000000"/>
+            </w:tcBorders>
+          </w:tcPr>
+          <w:p>
+            <w:pPr>
+              <w:pStyle w:val="Style15"/>
+              <w:spacing w:lineRule="auto" w:line="240" w:before="0" w:after="0"/>
+              <w:ind w:hanging="0" w:left="0"/>
+              <w:rPr>
+                <w:b/>
+                <w:bCs/>
+                <w:sz w:val="24"/>
+                <w:szCs w:val="24"/>
+              </w:rPr>
+            </w:pPr>
+            <w:r>
+              <w:rPr>
+                <w:b/>
+                <w:bCs/>
+                <w:sz w:val="24"/>
+                <w:szCs w:val="24"/>
+              </w:rPr>
+              <w:t>Модель</w:t>
+            </w:r>
+          </w:p>
+        </w:tc>
+        <w:tc>
+          <w:tcPr>
+            <w:tcW w:w="4513" w:type="dxa"/>
+            <w:tcBorders>
+              <w:top w:val="single" w:sz="4" w:space="0" w:color="000000"/>
+              <w:left w:val="single" w:sz="4" w:space="0" w:color="000000"/>
+              <w:bottom w:val="single" w:sz="4" w:space="0" w:color="000000"/>
+              <w:right w:val="single" w:sz="4" w:space="0" w:color="000000"/>
+            </w:tcBorders>
+          </w:tcPr>
+          <w:p>
+            <w:pPr>
+              <w:pStyle w:val="Style15"/>
+              <w:spacing w:lineRule="auto" w:line="240" w:before="0" w:after="0"/>
+              <w:ind w:hanging="0" w:left="0"/>
+              <w:rPr>
+                <w:b/>
+                <w:bCs/>
+                <w:sz w:val="24"/>
+                <w:szCs w:val="24"/>
+              </w:rPr>
+            </w:pPr>
+            <w:r>
+              <w:rPr>
+                <w:b/>
+                <w:bCs/>
+                <w:sz w:val="24"/>
+                <w:szCs w:val="24"/>
+              </w:rPr>
+              <w:t>Коефіцієнт корреляції</w:t>
+            </w:r>
+          </w:p>
+        </w:tc>
+      </w:tr>
+      <w:tr>
+        <w:trPr/>
+        <w:tc>
+          <w:tcPr>
+            <w:tcW w:w="4513" w:type="dxa"/>
+            <w:tcBorders>
+              <w:left w:val="single" w:sz="4" w:space="0" w:color="000000"/>
+              <w:bottom w:val="single" w:sz="4" w:space="0" w:color="000000"/>
+            </w:tcBorders>
+          </w:tcPr>
+          <w:p>
+            <w:pPr>
+              <w:pStyle w:val="Style15"/>
+              <w:spacing w:lineRule="auto" w:line="240" w:before="0" w:after="0"/>
+              <w:ind w:hanging="0" w:left="0"/>
+              <w:rPr>
+                <w:sz w:val="24"/>
+                <w:szCs w:val="24"/>
+              </w:rPr>
+            </w:pPr>
+            <w:r>
+              <w:rPr>
+                <w:sz w:val="24"/>
+                <w:szCs w:val="24"/>
+              </w:rPr>
+              <w:t>Functions.LinearRegression</w:t>
+            </w:r>
+          </w:p>
+        </w:tc>
+        <w:tc>
+          <w:tcPr>
+            <w:tcW w:w="4513" w:type="dxa"/>
+            <w:tcBorders>
+              <w:left w:val="single" w:sz="4" w:space="0" w:color="000000"/>
+              <w:bottom w:val="single" w:sz="4" w:space="0" w:color="000000"/>
+              <w:right w:val="single" w:sz="4" w:space="0" w:color="000000"/>
+            </w:tcBorders>
+          </w:tcPr>
+          <w:p>
+            <w:pPr>
+              <w:pStyle w:val="Style15"/>
+              <w:spacing w:lineRule="auto" w:line="240" w:before="0" w:after="0"/>
+              <w:ind w:hanging="0" w:left="0"/>
+              <w:rPr>
+                <w:sz w:val="24"/>
+                <w:szCs w:val="24"/>
+              </w:rPr>
+            </w:pPr>
+            <w:r>
+              <w:rPr>
+                <w:sz w:val="24"/>
+                <w:szCs w:val="24"/>
+              </w:rPr>
+              <w:t>0.92</w:t>
+            </w:r>
+          </w:p>
+        </w:tc>
+      </w:tr>
+      <w:tr>
+        <w:trPr/>
+        <w:tc>
+          <w:tcPr>
+            <w:tcW w:w="4513" w:type="dxa"/>
+            <w:tcBorders>
+              <w:left w:val="single" w:sz="4" w:space="0" w:color="000000"/>
+              <w:bottom w:val="single" w:sz="4" w:space="0" w:color="000000"/>
+            </w:tcBorders>
+          </w:tcPr>
+          <w:p>
+            <w:pPr>
+              <w:pStyle w:val="Style15"/>
+              <w:spacing w:lineRule="auto" w:line="240" w:before="0" w:after="0"/>
+              <w:ind w:hanging="0" w:left="0"/>
+              <w:rPr>
+                <w:sz w:val="24"/>
+                <w:szCs w:val="24"/>
+              </w:rPr>
+            </w:pPr>
+            <w:r>
+              <w:rPr>
+                <w:sz w:val="24"/>
+                <w:szCs w:val="24"/>
+              </w:rPr>
+              <w:t>Trees.M5P</w:t>
+            </w:r>
+          </w:p>
+        </w:tc>
+        <w:tc>
+          <w:tcPr>
+            <w:tcW w:w="4513" w:type="dxa"/>
+            <w:tcBorders>
+              <w:left w:val="single" w:sz="4" w:space="0" w:color="000000"/>
+              <w:bottom w:val="single" w:sz="4" w:space="0" w:color="000000"/>
+              <w:right w:val="single" w:sz="4" w:space="0" w:color="000000"/>
+            </w:tcBorders>
+          </w:tcPr>
+          <w:p>
+            <w:pPr>
+              <w:pStyle w:val="Style15"/>
+              <w:spacing w:lineRule="auto" w:line="240" w:before="0" w:after="0"/>
+              <w:ind w:hanging="0" w:left="0"/>
+              <w:rPr>
+                <w:sz w:val="24"/>
+                <w:szCs w:val="24"/>
+              </w:rPr>
+            </w:pPr>
+            <w:r>
+              <w:rPr>
+                <w:sz w:val="24"/>
+                <w:szCs w:val="24"/>
+              </w:rPr>
+              <w:t>0.97</w:t>
+            </w:r>
+          </w:p>
+        </w:tc>
+      </w:tr>
+      <w:tr>
+        <w:trPr/>
+        <w:tc>
+          <w:tcPr>
+            <w:tcW w:w="4513" w:type="dxa"/>
+            <w:tcBorders>
+              <w:left w:val="single" w:sz="4" w:space="0" w:color="000000"/>
+              <w:bottom w:val="single" w:sz="4" w:space="0" w:color="000000"/>
+            </w:tcBorders>
+          </w:tcPr>
+          <w:p>
+            <w:pPr>
+              <w:pStyle w:val="Style15"/>
+              <w:spacing w:lineRule="auto" w:line="240" w:before="0" w:after="0"/>
+              <w:ind w:hanging="0" w:left="0"/>
+              <w:rPr>
+                <w:sz w:val="24"/>
+                <w:szCs w:val="24"/>
+              </w:rPr>
+            </w:pPr>
+            <w:r>
+              <w:rPr>
+                <w:sz w:val="24"/>
+                <w:szCs w:val="24"/>
+              </w:rPr>
+              <w:t>Functions.SMOreg</w:t>
+            </w:r>
+          </w:p>
+        </w:tc>
+        <w:tc>
+          <w:tcPr>
+            <w:tcW w:w="4513" w:type="dxa"/>
+            <w:tcBorders>
+              <w:left w:val="single" w:sz="4" w:space="0" w:color="000000"/>
+              <w:bottom w:val="single" w:sz="4" w:space="0" w:color="000000"/>
+              <w:right w:val="single" w:sz="4" w:space="0" w:color="000000"/>
+            </w:tcBorders>
+          </w:tcPr>
+          <w:p>
+            <w:pPr>
+              <w:pStyle w:val="Style15"/>
+              <w:spacing w:lineRule="auto" w:line="240" w:before="0" w:after="0"/>
+              <w:ind w:hanging="0" w:left="0"/>
+              <w:rPr>
+                <w:sz w:val="24"/>
+                <w:szCs w:val="24"/>
+              </w:rPr>
+            </w:pPr>
+            <w:r>
+              <w:rPr>
+                <w:sz w:val="24"/>
+                <w:szCs w:val="24"/>
+              </w:rPr>
+              <w:t>0.93</w:t>
+            </w:r>
+          </w:p>
+        </w:tc>
+      </w:tr>
+      <w:tr>
+        <w:trPr/>
+        <w:tc>
+          <w:tcPr>
+            <w:tcW w:w="4513" w:type="dxa"/>
+            <w:tcBorders>
+              <w:left w:val="single" w:sz="4" w:space="0" w:color="000000"/>
+              <w:bottom w:val="single" w:sz="4" w:space="0" w:color="000000"/>
+            </w:tcBorders>
+          </w:tcPr>
+          <w:p>
+            <w:pPr>
+              <w:pStyle w:val="Style15"/>
+              <w:spacing w:lineRule="auto" w:line="240" w:before="0" w:after="0"/>
+              <w:ind w:hanging="0" w:left="0"/>
+              <w:rPr>
+                <w:sz w:val="24"/>
+                <w:szCs w:val="24"/>
+              </w:rPr>
+            </w:pPr>
+            <w:r>
+              <w:rPr>
+                <w:sz w:val="24"/>
+                <w:szCs w:val="24"/>
+              </w:rPr>
+              <w:t>Lazy.IBK</w:t>
+            </w:r>
+          </w:p>
+        </w:tc>
+        <w:tc>
+          <w:tcPr>
+            <w:tcW w:w="4513" w:type="dxa"/>
+            <w:tcBorders>
+              <w:left w:val="single" w:sz="4" w:space="0" w:color="000000"/>
+              <w:bottom w:val="single" w:sz="4" w:space="0" w:color="000000"/>
+              <w:right w:val="single" w:sz="4" w:space="0" w:color="000000"/>
+            </w:tcBorders>
+          </w:tcPr>
+          <w:p>
+            <w:pPr>
+              <w:pStyle w:val="Style15"/>
+              <w:spacing w:lineRule="auto" w:line="240" w:before="0" w:after="0"/>
+              <w:ind w:hanging="0" w:left="0"/>
+              <w:rPr>
+                <w:sz w:val="24"/>
+                <w:szCs w:val="24"/>
+              </w:rPr>
+            </w:pPr>
+            <w:r>
+              <w:rPr>
+                <w:sz w:val="24"/>
+                <w:szCs w:val="24"/>
+              </w:rPr>
+              <w:t>0.95</w:t>
+            </w:r>
+          </w:p>
+        </w:tc>
+      </w:tr>
+    </w:tbl>
+    <w:p>
+      <w:pPr>
+        <w:pStyle w:val="p11"/>
+        <w:rPr>
+          <w:lang w:val="uk-UA"/>
+        </w:rPr>
       </w:pPr>
       <w:r>
         <w:rPr/>
@@ -1647,7 +2428,7 @@
           <wp:inline distT="0" distB="0" distL="0" distR="0">
             <wp:extent cx="5731510" cy="4317365"/>
             <wp:effectExtent l="0" t="0" r="0" b="0"/>
-            <wp:docPr id="7" name="Зображення7"/>
+            <wp:docPr id="11" name="Зображення7"/>
             <wp:cNvGraphicFramePr>
               <a:graphicFrameLocks xmlns:a="http://schemas.openxmlformats.org/drawingml/2006/main" noChangeAspect="1"/>
             </wp:cNvGraphicFramePr>
@@ -1655,13 +2436,13 @@
               <a:graphicData uri="http://schemas.openxmlformats.org/drawingml/2006/picture">
                 <pic:pic xmlns:pic="http://schemas.openxmlformats.org/drawingml/2006/picture">
                   <pic:nvPicPr>
-                    <pic:cNvPr id="7" name="Зображення7"/>
+                    <pic:cNvPr id="11" name="Зображення7"/>
                     <pic:cNvPicPr>
                       <a:picLocks noChangeAspect="1" noChangeArrowheads="1"/>
                     </pic:cNvPicPr>
                   </pic:nvPicPr>
                   <pic:blipFill>
-                    <a:blip r:embed="rId8"/>
+                    <a:blip r:embed="rId12"/>
                     <a:stretch>
                       <a:fillRect/>
                     </a:stretch>
@@ -1704,6 +2485,56 @@
         <w:rPr>
           <w:lang w:val="en-US"/>
         </w:rPr>
+      </w:r>
+    </w:p>
+    <w:p>
+      <w:pPr>
+        <w:pStyle w:val="h11"/>
+        <w:rPr/>
+      </w:pPr>
+      <w:r>
+        <w:rPr/>
+        <w:t>Висновки</w:t>
+      </w:r>
+    </w:p>
+    <w:p>
+      <w:pPr>
+        <w:pStyle w:val="p11"/>
+        <w:rPr/>
+      </w:pPr>
+      <w:r>
+        <w:rPr/>
+      </w:r>
+    </w:p>
+    <w:p>
+      <w:pPr>
+        <w:pStyle w:val="p11"/>
+        <w:rPr/>
+      </w:pPr>
+      <w:r>
+        <w:rPr/>
+        <w:t xml:space="preserve">Модель </w:t>
+      </w:r>
+      <w:r>
+        <w:rPr>
+          <w:lang w:val="en-US"/>
+        </w:rPr>
+        <w:t xml:space="preserve">M5P </w:t>
+      </w:r>
+      <w:r>
+        <w:rPr>
+          <w:lang w:val="uk-UA"/>
+        </w:rPr>
+        <w:t>впоралася найкраще. Коефіцієнти корреляції було порівняно.</w:t>
+      </w:r>
+    </w:p>
+    <w:p>
+      <w:pPr>
+        <w:pStyle w:val="p11"/>
+        <w:rPr/>
+      </w:pPr>
+      <w:r>
+        <w:rPr/>
       </w:r>
     </w:p>
     <w:p>
@@ -3194,13 +4025,13 @@
       <w:lang w:val="en-US" w:eastAsia="uk-UA"/>
     </w:rPr>
   </w:style>
+  <w:style w:type="character" w:styleId="user">
+    <w:name w:val="Символ нумерації (user)"/>
+    <w:qFormat/>
+    <w:rPr/>
+  </w:style>
   <w:style w:type="character" w:styleId="Style12">
-    <w:name w:val="Символ нумерації"/>
-    <w:qFormat/>
-    <w:rPr/>
-  </w:style>
-  <w:style w:type="character" w:styleId="user">
-    <w:name w:val="Маркери (user)"/>
+    <w:name w:val="Маркери"/>
     <w:qFormat/>
     <w:rPr>
       <w:rFonts w:ascii="OpenSymbol" w:hAnsi="OpenSymbol" w:eastAsia="OpenSymbol" w:cs="OpenSymbol"/>
@@ -3223,7 +4054,7 @@
       <w:spacing w:before="240" w:after="120"/>
     </w:pPr>
     <w:rPr>
-      <w:rFonts w:ascii="Liberation Sans" w:hAnsi="Liberation Sans" w:eastAsia="Microsoft YaHei" w:cs="Lucida Sans"/>
+      <w:rFonts w:ascii="Liberation Sans" w:hAnsi="Liberation Sans" w:eastAsia="Microsoft YaHei" w:cs="Arial Unicode MS"/>
       <w:sz w:val="28"/>
       <w:szCs w:val="28"/>
     </w:rPr>
@@ -3268,7 +4099,7 @@
       <w:suppressLineNumbers/>
     </w:pPr>
     <w:rPr>
-      <w:rFonts w:cs="Lucida Sans"/>
+      <w:rFonts w:cs="Arial Unicode MS"/>
     </w:rPr>
   </w:style>
   <w:style w:type="paragraph" w:styleId="user1">
@@ -3281,7 +4112,7 @@
       <w:spacing w:before="240" w:after="120"/>
     </w:pPr>
     <w:rPr>
-      <w:rFonts w:ascii="Liberation Sans" w:hAnsi="Liberation Sans" w:eastAsia="Microsoft YaHei" w:cs="Arial Unicode MS"/>
+      <w:rFonts w:ascii="Liberation Sans" w:hAnsi="Liberation Sans" w:eastAsia="Microsoft YaHei" w:cs="Lucida Sans"/>
       <w:sz w:val="28"/>
       <w:szCs w:val="28"/>
     </w:rPr>
@@ -3294,12 +4125,12 @@
       <w:suppressLineNumbers/>
     </w:pPr>
     <w:rPr>
-      <w:rFonts w:cs="Arial Unicode MS"/>
+      <w:rFonts w:cs="Lucida Sans"/>
     </w:rPr>
   </w:style>
   <w:style w:type="paragraph" w:styleId="IndexHeading">
     <w:name w:val="index heading"/>
-    <w:basedOn w:val="user1"/>
+    <w:basedOn w:val="Style13"/>
     <w:pPr/>
     <w:rPr/>
   </w:style>
@@ -3604,8 +4435,18 @@
     </w:pPr>
     <w:rPr/>
   </w:style>
-  <w:style w:type="numbering" w:styleId="user3" w:default="1">
-    <w:name w:val="Без маркерів (user)"/>
+  <w:style w:type="paragraph" w:styleId="Style15">
+    <w:name w:val="Вміст таблиці"/>
+    <w:basedOn w:val="Normal"/>
+    <w:qFormat/>
+    <w:pPr>
+      <w:widowControl w:val="false"/>
+      <w:suppressLineNumbers/>
+    </w:pPr>
+    <w:rPr/>
+  </w:style>
+  <w:style w:type="numbering" w:styleId="Style16" w:default="1">
+    <w:name w:val="Без маркерів"/>
     <w:uiPriority w:val="99"/>
     <w:semiHidden/>
     <w:unhideWhenUsed/>

--- a/41IA Intelektualnyj analiz danyh/4/IA_KNT-122_Onyshchenko_19_PR4.docx
+++ b/41IA Intelektualnyj analiz danyh/4/IA_KNT-122_Onyshchenko_19_PR4.docx
@@ -2525,7 +2525,7 @@
         <w:rPr>
           <w:lang w:val="uk-UA"/>
         </w:rPr>
-        <w:t>впоралася найкраще. Коефіцієнти корреляції було порівняно.</w:t>
+        <w:t>впоралася найкраще. Коефіцієнти корреляції було порівняно. Також було продемонстровано візуалізації помилок.</w:t>
       </w:r>
     </w:p>
     <w:p>
